--- a/data/outputs/v2/Core_Mathematics/SS3.1_Statistics_I/Core_Mathematics_Statistics_I_FinalExplanation_TeacherKey.docx
+++ b/data/outputs/v2/Core_Mathematics/SS3.1_Statistics_I/Core_Mathematics_Statistics_I_FinalExplanation_TeacherKey.docx
@@ -1867,7 +1867,7 @@
         </w:rPr>
         <w:t xml:space="preserve">© 2026 SeaVuria and ARES. This work is licensed under a </w:t>
       </w:r>
-      <w:hyperlink w:history="1" r:id="rIdlqztjhwa68txyquked89y">
+      <w:hyperlink w:history="1" r:id="rIdnd80wxitw15kuvtzus0vt">
         <w:r>
           <w:rPr>
             <w:rFonts w:ascii="Arial" w:cs="Arial" w:eastAsia="Arial" w:hAnsi="Arial"/>
@@ -1887,7 +1887,7 @@
         </w:rPr>
         <w:t xml:space="preserve"> (</w:t>
       </w:r>
-      <w:hyperlink w:history="1" r:id="rIdiv-vkiovzkq5m-mtmxzjd">
+      <w:hyperlink w:history="1" r:id="rIdwvs2bz6jil7rymt4edq9x">
         <w:r>
           <w:rPr>
             <w:rFonts w:ascii="Arial" w:cs="Arial" w:eastAsia="Arial" w:hAnsi="Arial"/>
@@ -1907,7 +1907,7 @@
         </w:rPr>
         <w:t xml:space="preserve">). To view a copy of this license, visit </w:t>
       </w:r>
-      <w:hyperlink w:history="1" r:id="rId4bjxxllxniqrtxpi_bpl-">
+      <w:hyperlink w:history="1" r:id="rIdtysh1-2reu2d3z8bmnbsb">
         <w:r>
           <w:rPr>
             <w:rFonts w:ascii="Arial" w:cs="Arial" w:eastAsia="Arial" w:hAnsi="Arial"/>

--- a/data/outputs/v2/Core_Mathematics/SS3.1_Statistics_I/Core_Mathematics_Statistics_I_FinalExplanation_TeacherKey.docx
+++ b/data/outputs/v2/Core_Mathematics/SS3.1_Statistics_I/Core_Mathematics_Statistics_I_FinalExplanation_TeacherKey.docx
@@ -1867,7 +1867,7 @@
         </w:rPr>
         <w:t xml:space="preserve">© 2026 SeaVuria and ARES. This work is licensed under a </w:t>
       </w:r>
-      <w:hyperlink w:history="1" r:id="rIdnd80wxitw15kuvtzus0vt">
+      <w:hyperlink w:history="1" r:id="rIdsluajh0zxdcfipeszvclb">
         <w:r>
           <w:rPr>
             <w:rFonts w:ascii="Arial" w:cs="Arial" w:eastAsia="Arial" w:hAnsi="Arial"/>
@@ -1887,7 +1887,7 @@
         </w:rPr>
         <w:t xml:space="preserve"> (</w:t>
       </w:r>
-      <w:hyperlink w:history="1" r:id="rIdwvs2bz6jil7rymt4edq9x">
+      <w:hyperlink w:history="1" r:id="rId_lrsagt7luns04w6vjuxy">
         <w:r>
           <w:rPr>
             <w:rFonts w:ascii="Arial" w:cs="Arial" w:eastAsia="Arial" w:hAnsi="Arial"/>
@@ -1907,7 +1907,7 @@
         </w:rPr>
         <w:t xml:space="preserve">). To view a copy of this license, visit </w:t>
       </w:r>
-      <w:hyperlink w:history="1" r:id="rIdtysh1-2reu2d3z8bmnbsb">
+      <w:hyperlink w:history="1" r:id="rIdspaijt9ddxnt1t_kp-mkt">
         <w:r>
           <w:rPr>
             <w:rFonts w:ascii="Arial" w:cs="Arial" w:eastAsia="Arial" w:hAnsi="Arial"/>

--- a/data/outputs/v2/Core_Mathematics/SS3.1_Statistics_I/Core_Mathematics_Statistics_I_FinalExplanation_TeacherKey.docx
+++ b/data/outputs/v2/Core_Mathematics/SS3.1_Statistics_I/Core_Mathematics_Statistics_I_FinalExplanation_TeacherKey.docx
@@ -95,7 +95,7 @@
                 <w:sz w:val="22"/>
                 <w:szCs w:val="22"/>
               </w:rPr>
-              <w:t xml:space="preserve">FINAL EXPLANATION: CORE MATHEMATICS GRADE 10 – STATISTICS I (3.1) – FINAL EXPLANATION: THE MAIZE PRICE MYSTERY AT WAKULIMA MARKET</w:t>
+              <w:t xml:space="preserve">FINAL EXPLANATION: CORE MATHEMATICS GRADE 10: STATISTICS I (3.1)</w:t>
             </w:r>
           </w:p>
         </w:tc>
@@ -224,7 +224,7 @@
                 <w:sz w:val="18"/>
                 <w:szCs w:val="18"/>
               </w:rPr>
-              <w:t xml:space="preserve">Welcome to your Final Explanation! You have spent eight lessons investigating the Maize Price Mystery: a Nairobi family says the price of a 2 kg packet of maize flour at Wakulima Market varies wildly, while their neighbour says it is always about the same. Use the data table below and everything you have learned to answer each section in the space under the prompt. Show every calculation step, write in full sentences, and use words such as data, frequency, mode, mean, median and histogram where they fit. Your answers should always connect back to the driving question: How can we use statistics to tell an honest and useful story about data from our own Kenyan community, and help people make better decisions?</w:t>
+              <w:t xml:space="preserve">Final Explanation: Is Thika Road really well served? You have collected and studied data from the 8,000 m stretch of Thika Road near Ruaraka Hills Secondary School (the 20-gap sample). Answer each section in the space below it. Use numbers from our class data and always give the unit (metres, m). Write in full sentences. Where a question asks for a calculation, show your working. Remember: Ms Halima Abdi is not careless, so describe her claim as true or incomplete, not as wrong. Use the data table below for Section 2.</w:t>
             </w:r>
           </w:p>
           <w:p>
@@ -262,7 +262,7 @@
                 <w:sz w:val="18"/>
                 <w:szCs w:val="18"/>
               </w:rPr>
-              <w:t xml:space="preserve">Data: 40 daily prices of a 2 kg packet of maize flour at a Wakulima Market stall over eight weeks.</w:t>
+              <w:t xml:space="preserve">Grouped gap data, Thika Road, 20-gap sample:</w:t>
             </w:r>
           </w:p>
           <w:p>
@@ -300,7 +300,7 @@
                 <w:sz w:val="18"/>
                 <w:szCs w:val="18"/>
               </w:rPr>
-              <w:t xml:space="preserve">| Price (KSh) | Frequency |</w:t>
+              <w:t xml:space="preserve">| Class (m) | Frequency |</w:t>
             </w:r>
           </w:p>
           <w:p>
@@ -338,64 +338,121 @@
                 <w:sz w:val="18"/>
                 <w:szCs w:val="18"/>
               </w:rPr>
-              <w:t xml:space="preserve">| 98 | 16 |</w:t>
-            </w:r>
-          </w:p>
-          <w:p>
-            <w:pPr>
-              <w:spacing w:after="40" w:before="0"/>
-              <w:jc w:val="left"/>
-            </w:pPr>
-            <w:r>
-              <w:rPr>
-                <w:rFonts w:ascii="Arial" w:cs="Arial" w:eastAsia="Arial" w:hAnsi="Arial"/>
-                <w:b w:val="false"/>
-                <w:bCs w:val="false"/>
-                <w:i w:val="false"/>
-                <w:iCs w:val="false"/>
-                <w:color w:val="000000"/>
-                <w:sz w:val="18"/>
-                <w:szCs w:val="18"/>
-              </w:rPr>
-              <w:t xml:space="preserve">| 105 | 12 |</w:t>
-            </w:r>
-          </w:p>
-          <w:p>
-            <w:pPr>
-              <w:spacing w:after="40" w:before="0"/>
-              <w:jc w:val="left"/>
-            </w:pPr>
-            <w:r>
-              <w:rPr>
-                <w:rFonts w:ascii="Arial" w:cs="Arial" w:eastAsia="Arial" w:hAnsi="Arial"/>
-                <w:b w:val="false"/>
-                <w:bCs w:val="false"/>
-                <w:i w:val="false"/>
-                <w:iCs w:val="false"/>
-                <w:color w:val="000000"/>
-                <w:sz w:val="18"/>
-                <w:szCs w:val="18"/>
-              </w:rPr>
-              <w:t xml:space="preserve">| 112 | 8 |</w:t>
-            </w:r>
-          </w:p>
-          <w:p>
-            <w:pPr>
-              <w:spacing w:after="40" w:before="0"/>
-              <w:jc w:val="left"/>
-            </w:pPr>
-            <w:r>
-              <w:rPr>
-                <w:rFonts w:ascii="Arial" w:cs="Arial" w:eastAsia="Arial" w:hAnsi="Arial"/>
-                <w:b w:val="false"/>
-                <w:bCs w:val="false"/>
-                <w:i w:val="false"/>
-                <w:iCs w:val="false"/>
-                <w:color w:val="000000"/>
-                <w:sz w:val="18"/>
-                <w:szCs w:val="18"/>
-              </w:rPr>
-              <w:t xml:space="preserve">| 120 | 4 |</w:t>
+              <w:t xml:space="preserve">| 0 to &lt;200 | 5 |</w:t>
+            </w:r>
+          </w:p>
+          <w:p>
+            <w:pPr>
+              <w:spacing w:after="40" w:before="0"/>
+              <w:jc w:val="left"/>
+            </w:pPr>
+            <w:r>
+              <w:rPr>
+                <w:rFonts w:ascii="Arial" w:cs="Arial" w:eastAsia="Arial" w:hAnsi="Arial"/>
+                <w:b w:val="false"/>
+                <w:bCs w:val="false"/>
+                <w:i w:val="false"/>
+                <w:iCs w:val="false"/>
+                <w:color w:val="000000"/>
+                <w:sz w:val="18"/>
+                <w:szCs w:val="18"/>
+              </w:rPr>
+              <w:t xml:space="preserve">| 200 to &lt;400 | 9 |</w:t>
+            </w:r>
+          </w:p>
+          <w:p>
+            <w:pPr>
+              <w:spacing w:after="40" w:before="0"/>
+              <w:jc w:val="left"/>
+            </w:pPr>
+            <w:r>
+              <w:rPr>
+                <w:rFonts w:ascii="Arial" w:cs="Arial" w:eastAsia="Arial" w:hAnsi="Arial"/>
+                <w:b w:val="false"/>
+                <w:bCs w:val="false"/>
+                <w:i w:val="false"/>
+                <w:iCs w:val="false"/>
+                <w:color w:val="000000"/>
+                <w:sz w:val="18"/>
+                <w:szCs w:val="18"/>
+              </w:rPr>
+              <w:t xml:space="preserve">| 400 to &lt;600 | 0 |</w:t>
+            </w:r>
+          </w:p>
+          <w:p>
+            <w:pPr>
+              <w:spacing w:after="40" w:before="0"/>
+              <w:jc w:val="left"/>
+            </w:pPr>
+            <w:r>
+              <w:rPr>
+                <w:rFonts w:ascii="Arial" w:cs="Arial" w:eastAsia="Arial" w:hAnsi="Arial"/>
+                <w:b w:val="false"/>
+                <w:bCs w:val="false"/>
+                <w:i w:val="false"/>
+                <w:iCs w:val="false"/>
+                <w:color w:val="000000"/>
+                <w:sz w:val="18"/>
+                <w:szCs w:val="18"/>
+              </w:rPr>
+              <w:t xml:space="preserve">| 600 to &lt;800 | 2 |</w:t>
+            </w:r>
+          </w:p>
+          <w:p>
+            <w:pPr>
+              <w:spacing w:after="40" w:before="0"/>
+              <w:jc w:val="left"/>
+            </w:pPr>
+            <w:r>
+              <w:rPr>
+                <w:rFonts w:ascii="Arial" w:cs="Arial" w:eastAsia="Arial" w:hAnsi="Arial"/>
+                <w:b w:val="false"/>
+                <w:bCs w:val="false"/>
+                <w:i w:val="false"/>
+                <w:iCs w:val="false"/>
+                <w:color w:val="000000"/>
+                <w:sz w:val="18"/>
+                <w:szCs w:val="18"/>
+              </w:rPr>
+              <w:t xml:space="preserve">| 800 to &lt;1000 | 1 |</w:t>
+            </w:r>
+          </w:p>
+          <w:p>
+            <w:pPr>
+              <w:spacing w:after="40" w:before="0"/>
+              <w:jc w:val="left"/>
+            </w:pPr>
+            <w:r>
+              <w:rPr>
+                <w:rFonts w:ascii="Arial" w:cs="Arial" w:eastAsia="Arial" w:hAnsi="Arial"/>
+                <w:b w:val="false"/>
+                <w:bCs w:val="false"/>
+                <w:i w:val="false"/>
+                <w:iCs w:val="false"/>
+                <w:color w:val="000000"/>
+                <w:sz w:val="18"/>
+                <w:szCs w:val="18"/>
+              </w:rPr>
+              <w:t xml:space="preserve">| 1000 to &lt;1200 | 3 |</w:t>
+            </w:r>
+          </w:p>
+          <w:p>
+            <w:pPr>
+              <w:spacing w:after="40" w:before="0"/>
+              <w:jc w:val="left"/>
+            </w:pPr>
+            <w:r>
+              <w:rPr>
+                <w:rFonts w:ascii="Arial" w:cs="Arial" w:eastAsia="Arial" w:hAnsi="Arial"/>
+                <w:b w:val="false"/>
+                <w:bCs w:val="false"/>
+                <w:i w:val="false"/>
+                <w:iCs w:val="false"/>
+                <w:color w:val="000000"/>
+                <w:sz w:val="18"/>
+                <w:szCs w:val="18"/>
+              </w:rPr>
+              <w:t xml:space="preserve">| Total | 20 |</w:t>
             </w:r>
           </w:p>
         </w:tc>
@@ -456,7 +513,7 @@
                 <w:sz w:val="22"/>
                 <w:szCs w:val="22"/>
               </w:rPr>
-              <w:t xml:space="preserve">Part 1: From raw chaos to a frequency table</w:t>
+              <w:t xml:space="preserve">1. Checking the officer's claim</w:t>
             </w:r>
           </w:p>
         </w:tc>
@@ -490,7 +547,45 @@
                 <w:sz w:val="18"/>
                 <w:szCs w:val="18"/>
               </w:rPr>
-              <w:t xml:space="preserve">In Lesson 1 the 40 maize prices looked like a chaotic list of numbers that could not settle the argument. (a) Explain why a raw list of data makes it hard to decide whether the family or the neighbour is right. (b) Look at the frequency table above. Check that the frequencies add up to the correct total and say what this total represents. (c) Which price is the mode? What percentage of the 40 days had this price? (d) How many days had a price of KSh 112 or higher? Express this as a percentage of all days.</w:t>
+              <w:t xml:space="preserve">Ms Halima Abdi, the County Road Safety Officer, said: 'The average distance between crossing points is about 400 m, so the road is well served.' The stretch of Thika Road is 8,000 m long with 21 designated crossing points.</w:t>
+            </w:r>
+          </w:p>
+          <w:p>
+            <w:pPr>
+              <w:spacing w:after="40" w:before="0"/>
+              <w:jc w:val="left"/>
+            </w:pPr>
+            <w:r>
+              <w:rPr>
+                <w:rFonts w:ascii="Arial" w:cs="Arial" w:eastAsia="Arial" w:hAnsi="Arial"/>
+                <w:b/>
+                <w:bCs/>
+                <w:i w:val="false"/>
+                <w:iCs w:val="false"/>
+                <w:color w:val="000000"/>
+                <w:sz w:val="18"/>
+                <w:szCs w:val="18"/>
+              </w:rPr>
+              <w:t xml:space="preserve">(a) How many gaps are there, and how can you check her figure of 400 m?</w:t>
+            </w:r>
+          </w:p>
+          <w:p>
+            <w:pPr>
+              <w:spacing w:after="40" w:before="0"/>
+              <w:jc w:val="left"/>
+            </w:pPr>
+            <w:r>
+              <w:rPr>
+                <w:rFonts w:ascii="Arial" w:cs="Arial" w:eastAsia="Arial" w:hAnsi="Arial"/>
+                <w:b/>
+                <w:bCs/>
+                <w:i w:val="false"/>
+                <w:iCs w:val="false"/>
+                <w:color w:val="000000"/>
+                <w:sz w:val="18"/>
+                <w:szCs w:val="18"/>
+              </w:rPr>
+              <w:t xml:space="preserve">(b) Is her claim true? Is it complete? Explain using the ungrouped median and mode of the 20 gaps, which you worked out in class.</w:t>
             </w:r>
           </w:p>
         </w:tc>
@@ -522,7 +617,26 @@
                 <w:sz w:val="18"/>
                 <w:szCs w:val="18"/>
               </w:rPr>
-              <w:t xml:space="preserve">(a) In a raw list the numbers jump up and down with no order. Different people notice different numbers, such as one expensive day or a run of cheap days, and reach different conclusions. Nobody can see which prices are common or rare, so the argument cannot be settled fairly. (b) 16 + 12 + 8 + 4 = 40. The total frequency (Σf) equals the number of daily prices recorded, so no price has been missed or counted twice. (c) The mode is KSh 98 because it has the highest frequency (16). 16 ÷ 40 × 100 = 40% of the days. (d) KSh 112 or higher: 8 + 4 = 12 days. 12 ÷ 40 × 100 = 30% of the days. So most days (70%) were at KSh 98 or KSh 105, and expensive days were fewer but not rare.</w:t>
+              <w:t xml:space="preserve">(a) 21 designated crossing points make 20 gaps. Total length divided by number of gaps: 8,000 m / 20 = 400 m. The mean gap is 400 m.</w:t>
+            </w:r>
+          </w:p>
+          <w:p>
+            <w:pPr>
+              <w:spacing w:after="40" w:before="0"/>
+              <w:jc w:val="left"/>
+            </w:pPr>
+            <w:r>
+              <w:rPr>
+                <w:rFonts w:ascii="Arial" w:cs="Arial" w:eastAsia="Arial" w:hAnsi="Arial"/>
+                <w:b w:val="false"/>
+                <w:bCs w:val="false"/>
+                <w:i w:val="false"/>
+                <w:iCs w:val="false"/>
+                <w:color w:val="000000"/>
+                <w:sz w:val="18"/>
+                <w:szCs w:val="18"/>
+              </w:rPr>
+              <w:t xml:space="preserve">(b) Her claim is true, because the mean really is 400 m. But it is incomplete. For the 20-gap sample on Thika Road the median gap is 250 m and the mode is 200 m, both much lower than 400 m. Fourteen of the 20 gaps are 300 m or shorter. A few very long gaps pull the mean up, so the one number does not show how the gaps are really spread.</w:t>
             </w:r>
           </w:p>
         </w:tc>
@@ -583,7 +697,7 @@
                 <w:sz w:val="22"/>
                 <w:szCs w:val="22"/>
               </w:rPr>
-              <w:t xml:space="preserve">Part 2: Calculating the mean and finding the median</w:t>
+              <w:t xml:space="preserve">2. Reading the grouped table</w:t>
             </w:r>
           </w:p>
         </w:tc>
@@ -617,7 +731,83 @@
                 <w:sz w:val="18"/>
                 <w:szCs w:val="18"/>
               </w:rPr>
-              <w:t xml:space="preserve">(a) Add a column fx (price × frequency) to the table and find Σfx. Then calculate the mean price using mean = Σfx ÷ Σf. (b) Use the frequencies to find the median price. Explain how you decided which prices sit in the middle of the 40 ordered values. (c) Write the mode, median and mean in one line and say whether they are very different from each other.</w:t>
+              <w:t xml:space="preserve">Use the grouped table in the instructions.</w:t>
+            </w:r>
+          </w:p>
+          <w:p>
+            <w:pPr>
+              <w:spacing w:after="40" w:before="0"/>
+              <w:jc w:val="left"/>
+            </w:pPr>
+            <w:r>
+              <w:rPr>
+                <w:rFonts w:ascii="Arial" w:cs="Arial" w:eastAsia="Arial" w:hAnsi="Arial"/>
+                <w:b/>
+                <w:bCs/>
+                <w:i w:val="false"/>
+                <w:iCs w:val="false"/>
+                <w:color w:val="000000"/>
+                <w:sz w:val="18"/>
+                <w:szCs w:val="18"/>
+              </w:rPr>
+              <w:t xml:space="preserve">(a) Which is the modal class? </w:t>
+            </w:r>
+          </w:p>
+          <w:p>
+            <w:pPr>
+              <w:spacing w:after="40" w:before="0"/>
+              <w:jc w:val="left"/>
+            </w:pPr>
+            <w:r>
+              <w:rPr>
+                <w:rFonts w:ascii="Arial" w:cs="Arial" w:eastAsia="Arial" w:hAnsi="Arial"/>
+                <w:b/>
+                <w:bCs/>
+                <w:i w:val="false"/>
+                <w:iCs w:val="false"/>
+                <w:color w:val="000000"/>
+                <w:sz w:val="18"/>
+                <w:szCs w:val="18"/>
+              </w:rPr>
+              <w:t xml:space="preserve">(b) How many gaps are shorter than 400 m, and how many are 600 m or longer?</w:t>
+            </w:r>
+          </w:p>
+          <w:p>
+            <w:pPr>
+              <w:spacing w:after="40" w:before="0"/>
+              <w:jc w:val="left"/>
+            </w:pPr>
+            <w:r>
+              <w:rPr>
+                <w:rFonts w:ascii="Arial" w:cs="Arial" w:eastAsia="Arial" w:hAnsi="Arial"/>
+                <w:b/>
+                <w:bCs/>
+                <w:i w:val="false"/>
+                <w:iCs w:val="false"/>
+                <w:color w:val="000000"/>
+                <w:sz w:val="18"/>
+                <w:szCs w:val="18"/>
+              </w:rPr>
+              <w:t xml:space="preserve">(c) Calculate the estimated mean gap using class midpoints. Show your working and say why it is called an estimate.</w:t>
+            </w:r>
+          </w:p>
+          <w:p>
+            <w:pPr>
+              <w:spacing w:after="40" w:before="0"/>
+              <w:jc w:val="left"/>
+            </w:pPr>
+            <w:r>
+              <w:rPr>
+                <w:rFonts w:ascii="Arial" w:cs="Arial" w:eastAsia="Arial" w:hAnsi="Arial"/>
+                <w:b/>
+                <w:bCs/>
+                <w:i w:val="false"/>
+                <w:iCs w:val="false"/>
+                <w:color w:val="000000"/>
+                <w:sz w:val="18"/>
+                <w:szCs w:val="18"/>
+              </w:rPr>
+              <w:t xml:space="preserve">(d) The class 400 to &lt;600 is empty, yet your estimated mean from (c) is above 400 m. What does this tell you about the mean?</w:t>
             </w:r>
           </w:p>
         </w:tc>
@@ -649,7 +839,64 @@
                 <w:sz w:val="18"/>
                 <w:szCs w:val="18"/>
               </w:rPr>
-              <w:t xml:space="preserve">(a) fx: 98 × 16 = 1568; 105 × 12 = 1260; 112 × 8 = 896; 120 × 4 = 480. Σfx = 1568 + 1260 + 896 + 480 = 4204. Mean = 4204 ÷ 40 = KSh 105.10. (b) With 40 values the median is the average of the 20th and 21st values when the prices are put in order. The first 16 values are KSh 98 (cumulative frequency 16). The next 12 values are KSh 105, so positions 17 to 28 are KSh 105 (cumulative frequency 28). The 20th and 21st values are both KSh 105, so the median is KSh 105. (c) Mode = KSh 98, median = KSh 105, mean = KSh 105.10. They are fairly close, all within about KSh 7 of each other. The mean is slightly above the mode because the few expensive days (KSh 112 and KSh 120) pull it upwards.</w:t>
+              <w:t xml:space="preserve">(a) The modal class is 200 to &lt;400, with the highest frequency (9 gaps).</w:t>
+            </w:r>
+          </w:p>
+          <w:p>
+            <w:pPr>
+              <w:spacing w:after="40" w:before="0"/>
+              <w:jc w:val="left"/>
+            </w:pPr>
+            <w:r>
+              <w:rPr>
+                <w:rFonts w:ascii="Arial" w:cs="Arial" w:eastAsia="Arial" w:hAnsi="Arial"/>
+                <w:b w:val="false"/>
+                <w:bCs w:val="false"/>
+                <w:i w:val="false"/>
+                <w:iCs w:val="false"/>
+                <w:color w:val="000000"/>
+                <w:sz w:val="18"/>
+                <w:szCs w:val="18"/>
+              </w:rPr>
+              <w:t xml:space="preserve">(b) Shorter than 400 m: 5 + 9 = 14 gaps. 600 m or longer: 2 + 1 + 3 = 6 gaps.</w:t>
+            </w:r>
+          </w:p>
+          <w:p>
+            <w:pPr>
+              <w:spacing w:after="40" w:before="0"/>
+              <w:jc w:val="left"/>
+            </w:pPr>
+            <w:r>
+              <w:rPr>
+                <w:rFonts w:ascii="Arial" w:cs="Arial" w:eastAsia="Arial" w:hAnsi="Arial"/>
+                <w:b w:val="false"/>
+                <w:bCs w:val="false"/>
+                <w:i w:val="false"/>
+                <w:iCs w:val="false"/>
+                <w:color w:val="000000"/>
+                <w:sz w:val="18"/>
+                <w:szCs w:val="18"/>
+              </w:rPr>
+              <w:t xml:space="preserve">(c) Midpoints are 100, 300, 500, 700, 900, 1100. f x midpoint: 500, 2700, 0, 1400, 900, 3300. Sum = 8,800. Estimated mean = 8,800 / 20 = 440 m. It is an estimate because grouping hides the exact values, so we use the midpoint of each class in place of the real gaps. It differs from the true mean of 400 m.</w:t>
+            </w:r>
+          </w:p>
+          <w:p>
+            <w:pPr>
+              <w:spacing w:after="40" w:before="0"/>
+              <w:jc w:val="left"/>
+            </w:pPr>
+            <w:r>
+              <w:rPr>
+                <w:rFonts w:ascii="Arial" w:cs="Arial" w:eastAsia="Arial" w:hAnsi="Arial"/>
+                <w:b w:val="false"/>
+                <w:bCs w:val="false"/>
+                <w:i w:val="false"/>
+                <w:iCs w:val="false"/>
+                <w:color w:val="000000"/>
+                <w:sz w:val="18"/>
+                <w:szCs w:val="18"/>
+              </w:rPr>
+              <w:t xml:space="preserve">(d) The mean can fall in a place where there are almost no actual values. It is pulled up by the six long gaps, so it does not describe a typical gap on Thika Road (20-gap sample).</w:t>
             </w:r>
           </w:p>
         </w:tc>
@@ -710,7 +957,7 @@
                 <w:sz w:val="22"/>
                 <w:szCs w:val="22"/>
               </w:rPr>
-              <w:t xml:space="preserve">Part 3: What the shape of the data shows</w:t>
+              <w:t xml:space="preserve">3. Using graphs to see the shape</w:t>
             </w:r>
           </w:p>
         </w:tc>
@@ -744,7 +991,45 @@
                 <w:sz w:val="18"/>
                 <w:szCs w:val="18"/>
               </w:rPr>
-              <w:t xml:space="preserve">A histogram shows the full shape of the data, not just one number. (a) Look at how the frequencies change as the price goes from KSh 98 up to KSh 120. Describe the shape you would expect a histogram of these prices to have, and name that kind of shape. (b) Explain why this shape helps to explain why the neighbour and the family experienced the market differently. (c) Give one reason why a histogram can tell the story more fully than the mean, mode or median alone.</w:t>
+              <w:t xml:space="preserve">(a) Describe what a histogram of the equal-width table would look like. Mention where the tallest bar is, the empty class and the bars on the right.</w:t>
+            </w:r>
+          </w:p>
+          <w:p>
+            <w:pPr>
+              <w:spacing w:after="40" w:before="0"/>
+              <w:jc w:val="left"/>
+            </w:pPr>
+            <w:r>
+              <w:rPr>
+                <w:rFonts w:ascii="Arial" w:cs="Arial" w:eastAsia="Arial" w:hAnsi="Arial"/>
+                <w:b/>
+                <w:bCs/>
+                <w:i w:val="false"/>
+                <w:iCs w:val="false"/>
+                <w:color w:val="000000"/>
+                <w:sz w:val="18"/>
+                <w:szCs w:val="18"/>
+              </w:rPr>
+              <w:t xml:space="preserve">(b) When classes 400 to &lt;600, 600 to &lt;800 and 800 to &lt;1000 are merged into 400 to &lt;1000, why must we use frequency density instead of frequency for bar height? Calculate the frequency density of this merged class (use class width in units of 100 m).</w:t>
+            </w:r>
+          </w:p>
+          <w:p>
+            <w:pPr>
+              <w:spacing w:after="40" w:before="0"/>
+              <w:jc w:val="left"/>
+            </w:pPr>
+            <w:r>
+              <w:rPr>
+                <w:rFonts w:ascii="Arial" w:cs="Arial" w:eastAsia="Arial" w:hAnsi="Arial"/>
+                <w:b/>
+                <w:bCs/>
+                <w:i w:val="false"/>
+                <w:iCs w:val="false"/>
+                <w:color w:val="000000"/>
+                <w:sz w:val="18"/>
+                <w:szCs w:val="18"/>
+              </w:rPr>
+              <w:t xml:space="preserve">(c) Mombasa Road (Embakasi) has a grouped mean of 380 m and Thika Road 440 m. Using their frequency polygons, explain why similar means can hide different stories.</w:t>
             </w:r>
           </w:p>
         </w:tc>
@@ -776,7 +1061,45 @@
                 <w:sz w:val="18"/>
                 <w:szCs w:val="18"/>
               </w:rPr>
-              <w:t xml:space="preserve">(a) The frequencies fall as the price rises (16, 12, 8, 4). The tallest bars would be on the left at the lower prices, with a thinning tail towards the higher prices. This is a right-skewed shape. (b) Most days (28 of 40) were at KSh 98 or KSh 105, so a shopper who visits on typical days feels that the price is 'always about the same', as the neighbour said. The tail shows that there are still some expensive days (KSh 112 and KSh 120). A shopper who meets one of these feels that prices jump around, as the family said. (c) A single number such as the mean, mode or median hides how the prices are spread out. A histogram shows the typical prices, the rarer high prices and the overall spread together, so a reader is less likely to be misled.</w:t>
+              <w:t xml:space="preserve">(a) The tallest bar is at 200 to &lt;400 (9 gaps). There is a tall bar at 0 to &lt;200 (5). The bar at 400 to &lt;600 is empty (a gap in the graph). Then there are small bars at 600 to &lt;800 (2) and 800 to &lt;1000 (1), and a separate bar of 3 at 1000 to &lt;1200. Most gaps are short, with a few long ones to the right.</w:t>
+            </w:r>
+          </w:p>
+          <w:p>
+            <w:pPr>
+              <w:spacing w:after="40" w:before="0"/>
+              <w:jc w:val="left"/>
+            </w:pPr>
+            <w:r>
+              <w:rPr>
+                <w:rFonts w:ascii="Arial" w:cs="Arial" w:eastAsia="Arial" w:hAnsi="Arial"/>
+                <w:b w:val="false"/>
+                <w:bCs w:val="false"/>
+                <w:i w:val="false"/>
+                <w:iCs w:val="false"/>
+                <w:color w:val="000000"/>
+                <w:sz w:val="18"/>
+                <w:szCs w:val="18"/>
+              </w:rPr>
+              <w:t xml:space="preserve">(b) The merged class is three times wider than the others, so using frequency as height would make it look misleadingly tall. In a histogram, area shows frequency, so we use frequency density = frequency / class width. The merged class has 3 gaps (600, 700, 800) and width 600 m = 6 units of 100 m, so density = 3 / 6 = 0.5. It is the lowest bar even though it holds 3 gaps.</w:t>
+            </w:r>
+          </w:p>
+          <w:p>
+            <w:pPr>
+              <w:spacing w:after="40" w:before="0"/>
+              <w:jc w:val="left"/>
+            </w:pPr>
+            <w:r>
+              <w:rPr>
+                <w:rFonts w:ascii="Arial" w:cs="Arial" w:eastAsia="Arial" w:hAnsi="Arial"/>
+                <w:b w:val="false"/>
+                <w:bCs w:val="false"/>
+                <w:i w:val="false"/>
+                <w:iCs w:val="false"/>
+                <w:color w:val="000000"/>
+                <w:sz w:val="18"/>
+                <w:szCs w:val="18"/>
+              </w:rPr>
+              <w:t xml:space="preserve">(c) The Mombasa Road polygon (frequencies 4, 8, 5, 2, 1, 0) is a single hump with a short tail and no gap of 1000 m or more. The Thika Road polygon (5, 9, 0, 2, 1, 3) has a second small rise at 1000 to &lt;1200 m. So the means are similar (440 m and 380 m) but the shapes and spread differ. A mean alone cannot show this.</w:t>
             </w:r>
           </w:p>
         </w:tc>
@@ -837,7 +1160,7 @@
                 <w:sz w:val="22"/>
                 <w:szCs w:val="22"/>
               </w:rPr>
-              <w:t xml:space="preserve">Part 4: Which number tells the truth?</w:t>
+              <w:t xml:space="preserve">4. Where is the road really unsafe?</w:t>
             </w:r>
           </w:p>
         </w:tc>
@@ -871,7 +1194,64 @@
                 <w:sz w:val="18"/>
                 <w:szCs w:val="18"/>
               </w:rPr>
-              <w:t xml:space="preserve">At the school canteen, suppose the daily price of mandazi is about the same each day, except for one day when a sugar shortage in the Rift Valley causes a single very high price of KSh 45. (a) Which of the three measures (mean, median, mode) would be pulled most by that one extreme price, and which would stay stable? Explain why. (b) Now write a short verdict of 3 to 5 sentences answering: 'Who was right in the Maize Price Mystery: the family or the neighbour?' Use at least two of your calculated values from Part 2 and the percentages from Part 1 as evidence.</w:t>
+              <w:t xml:space="preserve">Use the pedestrian and near-miss data from the class project: the long stretch G9-G14 (six gaps from 600 m to 1,100 m) includes the school gate. The whole 20-gap sample had 182 pedestrians crossing at undesignated spots (Tuesday, 6:30-7:30 am), and Mzee Otieno's matatu drivers logged 12 near-misses.</w:t>
+            </w:r>
+          </w:p>
+          <w:p>
+            <w:pPr>
+              <w:spacing w:after="40" w:before="0"/>
+              <w:jc w:val="left"/>
+            </w:pPr>
+            <w:r>
+              <w:rPr>
+                <w:rFonts w:ascii="Arial" w:cs="Arial" w:eastAsia="Arial" w:hAnsi="Arial"/>
+                <w:b/>
+                <w:bCs/>
+                <w:i w:val="false"/>
+                <w:iCs w:val="false"/>
+                <w:color w:val="000000"/>
+                <w:sz w:val="18"/>
+                <w:szCs w:val="18"/>
+              </w:rPr>
+              <w:t xml:space="preserve">(a) The long stretch had 140 of the 182 pedestrians. What percentage is this? What fraction of the road's 8,000 m does the long stretch (5,250 m) make up?</w:t>
+            </w:r>
+          </w:p>
+          <w:p>
+            <w:pPr>
+              <w:spacing w:after="40" w:before="0"/>
+              <w:jc w:val="left"/>
+            </w:pPr>
+            <w:r>
+              <w:rPr>
+                <w:rFonts w:ascii="Arial" w:cs="Arial" w:eastAsia="Arial" w:hAnsi="Arial"/>
+                <w:b/>
+                <w:bCs/>
+                <w:i w:val="false"/>
+                <w:iCs w:val="false"/>
+                <w:color w:val="000000"/>
+                <w:sz w:val="18"/>
+                <w:szCs w:val="18"/>
+              </w:rPr>
+              <w:t xml:space="preserve">(b) Mzee Otieno's log has 9 of 12 near-misses in the long stretch. What percentage is this?</w:t>
+            </w:r>
+          </w:p>
+          <w:p>
+            <w:pPr>
+              <w:spacing w:after="40" w:before="0"/>
+              <w:jc w:val="left"/>
+            </w:pPr>
+            <w:r>
+              <w:rPr>
+                <w:rFonts w:ascii="Arial" w:cs="Arial" w:eastAsia="Arial" w:hAnsi="Arial"/>
+                <w:b/>
+                <w:bCs/>
+                <w:i w:val="false"/>
+                <w:iCs w:val="false"/>
+                <w:color w:val="000000"/>
+                <w:sz w:val="18"/>
+                <w:szCs w:val="18"/>
+              </w:rPr>
+              <w:t xml:space="preserve">(c) Write a claim, evidence and reasoning paragraph that answers the driving question: How can we use data from our own road to show where pedestrians are really at risk, and why does one average not tell the whole story?</w:t>
             </w:r>
           </w:p>
         </w:tc>
@@ -903,7 +1283,45 @@
                 <w:sz w:val="18"/>
                 <w:szCs w:val="18"/>
               </w:rPr>
-              <w:t xml:space="preserve">(a) The mean would be pulled most. It is calculated by adding every value, so one very high price raises the total and drags the mean up, even though it happened only once. The median depends only on the middle position and the mode only on the most frequent value, so both stay stable. This is why the mean is sensitive to extreme values and can misrepresent the typical price. (b) Both the family and the neighbour were telling the truth about what they experienced. The mode is KSh 98 and the median is KSh 105, and 70% of the days had a price of KSh 98 or KSh 105, so the neighbour, who usually shops on typical days, found prices 'always about the same'. However, 30% of the days had prices of KSh 112 or KSh 120, and the mean of KSh 105.10 is slightly above the mode because of these days. The family, who met some of these expensive days, truly experienced variation. Statistics settles the argument not by saying one person is wrong, but by showing that different measures and the shape of the data capture different parts of the same reality.</w:t>
+              <w:t xml:space="preserve">(a) 140 / 182 x 100 = 77% (to the nearest whole number). The long stretch is 5,250 m out of 8,000 m, which is about 65.6% of the road.</w:t>
+            </w:r>
+          </w:p>
+          <w:p>
+            <w:pPr>
+              <w:spacing w:after="40" w:before="0"/>
+              <w:jc w:val="left"/>
+            </w:pPr>
+            <w:r>
+              <w:rPr>
+                <w:rFonts w:ascii="Arial" w:cs="Arial" w:eastAsia="Arial" w:hAnsi="Arial"/>
+                <w:b w:val="false"/>
+                <w:bCs w:val="false"/>
+                <w:i w:val="false"/>
+                <w:iCs w:val="false"/>
+                <w:color w:val="000000"/>
+                <w:sz w:val="18"/>
+                <w:szCs w:val="18"/>
+              </w:rPr>
+              <w:t xml:space="preserve">(b) 9 / 12 x 100 = 75%.</w:t>
+            </w:r>
+          </w:p>
+          <w:p>
+            <w:pPr>
+              <w:spacing w:after="40" w:before="0"/>
+              <w:jc w:val="left"/>
+            </w:pPr>
+            <w:r>
+              <w:rPr>
+                <w:rFonts w:ascii="Arial" w:cs="Arial" w:eastAsia="Arial" w:hAnsi="Arial"/>
+                <w:b w:val="false"/>
+                <w:bCs w:val="false"/>
+                <w:i w:val="false"/>
+                <w:iCs w:val="false"/>
+                <w:color w:val="000000"/>
+                <w:sz w:val="18"/>
+                <w:szCs w:val="18"/>
+              </w:rPr>
+              <w:t xml:space="preserve">(c) Claim: The officer's mean gap of 400 m on Thika Road is true but incomplete, because the road is not equally safe everywhere. Evidence: For the 20-gap sample, the median gap is 250 m and the mode is 200 m, and 14 of 20 gaps are 300 m or shorter. Six gaps of 600 m to 1,100 m (G9-G14) form a 5,250 m stretch that includes the school gate. In it we counted 140 of 182 undesignated crossers (77%) and Mzee Otieno's log has 9 of 12 near-misses (75%). The histogram and polygon show a cluster of short gaps and a separate group of very long gaps. Reasoning: A mean adds all gaps and shares them out equally, so a few very long gaps raise it and hide where people actually cross. The median, mode, grouped table, histogram and polygon together show the spread and shape, and they point to the long stretch as the place where pedestrians are at risk. Our statistics let us check a claim using our own road data instead of relying on one number.</w:t>
             </w:r>
           </w:p>
         </w:tc>
@@ -964,7 +1382,7 @@
                 <w:sz w:val="22"/>
                 <w:szCs w:val="22"/>
               </w:rPr>
-              <w:t xml:space="preserve">Part 5: Honest statistics for community decisions</w:t>
+              <w:t xml:space="preserve">5. Recommendations and limits</w:t>
             </w:r>
           </w:p>
         </w:tc>
@@ -998,7 +1416,45 @@
                 <w:sz w:val="18"/>
                 <w:szCs w:val="18"/>
               </w:rPr>
-              <w:t xml:space="preserve">A Nairobi family wants to budget for buying one 2 kg packet of maize flour each week at Wakulima Market. (a) Using your results, which price or prices would you advise them to plan around, and which measure(s) did you use? (b) Explain what they should still prepare for. (c) Why is it important to report data and choose a statistic honestly when people use it to make decisions? Give one example from this unit of how statistics could mislead.</w:t>
+              <w:t xml:space="preserve">(a) What two recommendations would you give the school principal, the Parents Association, the area chief and the county roads representative? Support each with data.</w:t>
+            </w:r>
+          </w:p>
+          <w:p>
+            <w:pPr>
+              <w:spacing w:after="40" w:before="0"/>
+              <w:jc w:val="left"/>
+            </w:pPr>
+            <w:r>
+              <w:rPr>
+                <w:rFonts w:ascii="Arial" w:cs="Arial" w:eastAsia="Arial" w:hAnsi="Arial"/>
+                <w:b/>
+                <w:bCs/>
+                <w:i w:val="false"/>
+                <w:iCs w:val="false"/>
+                <w:color w:val="000000"/>
+                <w:sz w:val="18"/>
+                <w:szCs w:val="18"/>
+              </w:rPr>
+              <w:t xml:space="preserve">(b) Give one reason why our findings should be treated carefully before we are fully certain.</w:t>
+            </w:r>
+          </w:p>
+          <w:p>
+            <w:pPr>
+              <w:spacing w:after="40" w:before="0"/>
+              <w:jc w:val="left"/>
+            </w:pPr>
+            <w:r>
+              <w:rPr>
+                <w:rFonts w:ascii="Arial" w:cs="Arial" w:eastAsia="Arial" w:hAnsi="Arial"/>
+                <w:b/>
+                <w:bCs/>
+                <w:i w:val="false"/>
+                <w:iCs w:val="false"/>
+                <w:color w:val="000000"/>
+                <w:sz w:val="18"/>
+                <w:szCs w:val="18"/>
+              </w:rPr>
+              <w:t xml:space="preserve">(c) Answer the KICD question: How do we use statistics in day-to-day life? Use an example from this project.</w:t>
             </w:r>
           </w:p>
         </w:tc>
@@ -1030,7 +1486,45 @@
                 <w:sz w:val="18"/>
                 <w:szCs w:val="18"/>
               </w:rPr>
-              <w:t xml:space="preserve">(a) I would advise the family to plan for about KSh 98 to KSh 105 per packet. The mode (KSh 98) and the median (KSh 105) describe a typical day, and the mean of KSh 105.10 gives almost the same budget figure. (b) They should also prepare for the occasional expensive day. 30% of the days were KSh 112 or KSh 120, and KSh 120 occurred 4 times in 40 days (10%). They could keep a little extra money aside for those days. (c) Families, traders and leaders make real decisions, such as how much to budget or when to buy, from the numbers they are shown. If only one statistic is reported, or the data is recorded carelessly, people can be misled. For example, a mean inflated by one extreme price, such as a KSh 45 mandazi caused by a sugar shortage, would make a normal day look expensive. Honest statistics means recording every value accurately, choosing the measure that fits the question, and showing the full picture with a table or histogram. This is integrity in action.</w:t>
+              <w:t xml:space="preserve">(a) First, add extra crossing points, such as a zebra crossing or footbridge near the school gate, because the long stretch G9-G14 has 77% of undesignated crossers (140 of 182) and 9 of 12 near-misses. Second, add crossing points in the gaps of 1000 m to &lt;1200 m (3 gaps on Thika Road), since these are the longest distances with no designated crossing. A repeat count should also be done.</w:t>
+            </w:r>
+          </w:p>
+          <w:p>
+            <w:pPr>
+              <w:spacing w:after="40" w:before="0"/>
+              <w:jc w:val="left"/>
+            </w:pPr>
+            <w:r>
+              <w:rPr>
+                <w:rFonts w:ascii="Arial" w:cs="Arial" w:eastAsia="Arial" w:hAnsi="Arial"/>
+                <w:b w:val="false"/>
+                <w:bCs w:val="false"/>
+                <w:i w:val="false"/>
+                <w:iCs w:val="false"/>
+                <w:color w:val="000000"/>
+                <w:sz w:val="18"/>
+                <w:szCs w:val="18"/>
+              </w:rPr>
+              <w:t xml:space="preserve">(b) Our data are from one morning only (Tuesday, 6:30-7:30 am) on one road, so the count should be repeated on other days and times before we are certain.</w:t>
+            </w:r>
+          </w:p>
+          <w:p>
+            <w:pPr>
+              <w:spacing w:after="40" w:before="0"/>
+              <w:jc w:val="left"/>
+            </w:pPr>
+            <w:r>
+              <w:rPr>
+                <w:rFonts w:ascii="Arial" w:cs="Arial" w:eastAsia="Arial" w:hAnsi="Arial"/>
+                <w:b w:val="false"/>
+                <w:bCs w:val="false"/>
+                <w:i w:val="false"/>
+                <w:iCs w:val="false"/>
+                <w:color w:val="000000"/>
+                <w:sz w:val="18"/>
+                <w:szCs w:val="18"/>
+              </w:rPr>
+              <w:t xml:space="preserve">(c) We use statistics to check claims, make informed decisions and communicate with the community. In this project we collected data by observation (counting and measuring), organised it in tables, summarised it with mean, median and mode, and showed it in graphs. This showed that the officer's 400 m average was true but incomplete and helped us tell the community where action is needed.</w:t>
             </w:r>
           </w:p>
         </w:tc>
@@ -1257,7 +1751,7 @@
                 <w:sz w:val="18"/>
                 <w:szCs w:val="18"/>
               </w:rPr>
-              <w:t xml:space="preserve">Accurate calculation and use of the frequency table (total, mode, percentages, Σfx, mean, median)</w:t>
+              <w:t xml:space="preserve">Calculations and use of data</w:t>
             </w:r>
           </w:p>
         </w:tc>
@@ -1289,7 +1783,7 @@
                 <w:sz w:val="18"/>
                 <w:szCs w:val="18"/>
               </w:rPr>
-              <w:t xml:space="preserve">All calculations are correct and fully shown, including the fx column, Σfx = 4204, mean = KSh 105.10, and the median found from the cumulative frequencies.</w:t>
+              <w:t xml:space="preserve">All calculations (mean, estimated mean, frequency density, percentages) are correct, show clear working and include units (m) and the 20-gap sample.</w:t>
             </w:r>
           </w:p>
         </w:tc>
@@ -1321,7 +1815,7 @@
                 <w:sz w:val="18"/>
                 <w:szCs w:val="18"/>
               </w:rPr>
-              <w:t xml:space="preserve">Most calculations are correct with steps shown; one small slip, such as a percentage or the median position, does not stop the answer making sense.</w:t>
+              <w:t xml:space="preserve">Most calculations are correct with some working shown; occasional missing units or small slips.</w:t>
             </w:r>
           </w:p>
         </w:tc>
@@ -1353,7 +1847,7 @@
                 <w:sz w:val="18"/>
                 <w:szCs w:val="18"/>
               </w:rPr>
-              <w:t xml:space="preserve">Several calculations are missing or incorrect, or the median and mean are confused or no steps are shown.</w:t>
+              <w:t xml:space="preserve">Several calculation errors or no working shown; units often missing.</w:t>
             </w:r>
           </w:p>
         </w:tc>
@@ -1387,7 +1881,7 @@
                 <w:sz w:val="18"/>
                 <w:szCs w:val="18"/>
               </w:rPr>
-              <w:t xml:space="preserve">Understanding of statistical tools and the shape of the data</w:t>
+              <w:t xml:space="preserve">Understanding of mean, median, mode and grouped data</w:t>
             </w:r>
           </w:p>
         </w:tc>
@@ -1419,7 +1913,7 @@
                 <w:sz w:val="18"/>
                 <w:szCs w:val="18"/>
               </w:rPr>
-              <w:t xml:space="preserve">Clearly explains why raw data cannot settle the argument and why a frequency table and histogram can, and correctly describes the right-skewed shape from the frequencies.</w:t>
+              <w:t xml:space="preserve">Explains clearly why the mean of 400 m is true but incomplete, using median 250 m, mode 200 m, and why grouped results are estimates.</w:t>
             </w:r>
           </w:p>
         </w:tc>
@@ -1451,7 +1945,7 @@
                 <w:sz w:val="18"/>
                 <w:szCs w:val="18"/>
               </w:rPr>
-              <w:t xml:space="preserve">Explains the purpose of tables and histograms and describes the shape, but with limited detail or links to the data.</w:t>
+              <w:t xml:space="preserve">States that the mean is true but incomplete and compares with median or mode, with limited explanation of grouping.</w:t>
             </w:r>
           </w:p>
         </w:tc>
@@ -1483,7 +1977,7 @@
                 <w:sz w:val="18"/>
                 <w:szCs w:val="18"/>
               </w:rPr>
-              <w:t xml:space="preserve">Gives vague or incorrect statements about tables and graphs, or cannot describe the shape from the frequencies.</w:t>
+              <w:t xml:space="preserve">Only restates the mean or confuses mean, median and mode.</w:t>
             </w:r>
           </w:p>
         </w:tc>
@@ -1517,7 +2011,7 @@
                 <w:sz w:val="18"/>
                 <w:szCs w:val="18"/>
               </w:rPr>
-              <w:t xml:space="preserve">Reasoning about mean, median and mode (including the effect of extreme values)</w:t>
+              <w:t xml:space="preserve">Interpreting graphs and tables</w:t>
             </w:r>
           </w:p>
         </w:tc>
@@ -1549,7 +2043,7 @@
                 <w:sz w:val="18"/>
                 <w:szCs w:val="18"/>
               </w:rPr>
-              <w:t xml:space="preserve">Correctly explains that the mean is pulled by an extreme value while the median and mode stay stable, and explains why each measure suits a different question.</w:t>
+              <w:t xml:space="preserve">Accurately describes the histogram, frequency density and polygons, and links shape to where the long gaps are and why similar means hide different shapes.</w:t>
             </w:r>
           </w:p>
         </w:tc>
@@ -1581,7 +2075,7 @@
                 <w:sz w:val="18"/>
                 <w:szCs w:val="18"/>
               </w:rPr>
-              <w:t xml:space="preserve">Identifies that the mean is affected by extreme values but the explanation of why is incomplete.</w:t>
+              <w:t xml:space="preserve">Describes the main features of the graphs but gives limited comparison of Thika Road and Mombasa Road.</w:t>
             </w:r>
           </w:p>
         </w:tc>
@@ -1613,7 +2107,7 @@
                 <w:sz w:val="18"/>
                 <w:szCs w:val="18"/>
               </w:rPr>
-              <w:t xml:space="preserve">Does not distinguish the measures or gives incorrect reasons.</w:t>
+              <w:t xml:space="preserve">Graph descriptions are incomplete or inaccurate; frequency density is not understood.</w:t>
             </w:r>
           </w:p>
         </w:tc>
@@ -1647,7 +2141,7 @@
                 <w:sz w:val="18"/>
                 <w:szCs w:val="18"/>
               </w:rPr>
-              <w:t xml:space="preserve">Evidence-based verdict and community decision-making</w:t>
+              <w:t xml:space="preserve">Claim, evidence and reasoning</w:t>
             </w:r>
           </w:p>
         </w:tc>
@@ -1679,7 +2173,7 @@
                 <w:sz w:val="18"/>
                 <w:szCs w:val="18"/>
               </w:rPr>
-              <w:t xml:space="preserve">Gives a clear verdict that both the family and the neighbour are right, supported by at least two specific values from the data, and offers a sensible budgeting recommendation with a note on honest reporting.</w:t>
+              <w:t xml:space="preserve">Gives a clear claim supported by specific data (77%, 75%, G9-G14, 5,250 m) and reasoning that answers the driving question.</w:t>
             </w:r>
           </w:p>
         </w:tc>
@@ -1711,7 +2205,7 @@
                 <w:sz w:val="18"/>
                 <w:szCs w:val="18"/>
               </w:rPr>
-              <w:t xml:space="preserve">Gives a reasonable verdict and recommendation with some evidence from the data.</w:t>
+              <w:t xml:space="preserve">Gives a claim with some correct evidence, but the reasoning is incomplete.</w:t>
             </w:r>
           </w:p>
         </w:tc>
@@ -1743,7 +2237,137 @@
                 <w:sz w:val="18"/>
                 <w:szCs w:val="18"/>
               </w:rPr>
-              <w:t xml:space="preserve">Gives an opinion with little or no evidence from the data, or the recommendation does not match the results.</w:t>
+              <w:t xml:space="preserve">Claim is unclear or lacks data evidence.</w:t>
+            </w:r>
+          </w:p>
+        </w:tc>
+      </w:tr>
+      <w:tr>
+        <w:tc>
+          <w:tcPr>
+            <w:tcW w:type="dxa" w:w="3000"/>
+            <w:shd w:fill="D5E8F0" w:color="auto" w:val="clear"/>
+            <w:tcMar>
+              <w:top w:type="dxa" w:w="60"/>
+              <w:left w:type="dxa" w:w="120"/>
+              <w:bottom w:type="dxa" w:w="60"/>
+              <w:right w:type="dxa" w:w="120"/>
+            </w:tcMar>
+            <w:vAlign w:val="top"/>
+          </w:tcPr>
+          <w:p>
+            <w:pPr>
+              <w:spacing w:after="40" w:before="0"/>
+              <w:jc w:val="left"/>
+            </w:pPr>
+            <w:r>
+              <w:rPr>
+                <w:rFonts w:ascii="Arial" w:cs="Arial" w:eastAsia="Arial" w:hAnsi="Arial"/>
+                <w:b w:val="false"/>
+                <w:bCs w:val="false"/>
+                <w:i w:val="false"/>
+                <w:iCs w:val="false"/>
+                <w:color w:val="000000"/>
+                <w:sz w:val="18"/>
+                <w:szCs w:val="18"/>
+              </w:rPr>
+              <w:t xml:space="preserve">Recommendations and communication</w:t>
+            </w:r>
+          </w:p>
+        </w:tc>
+        <w:tc>
+          <w:tcPr>
+            <w:tcW w:type="dxa" w:w="3560"/>
+            <w:shd w:fill="FFFFFF" w:color="auto" w:val="clear"/>
+            <w:tcMar>
+              <w:top w:type="dxa" w:w="60"/>
+              <w:left w:type="dxa" w:w="120"/>
+              <w:bottom w:type="dxa" w:w="60"/>
+              <w:right w:type="dxa" w:w="120"/>
+            </w:tcMar>
+            <w:vAlign w:val="top"/>
+          </w:tcPr>
+          <w:p>
+            <w:pPr>
+              <w:spacing w:after="40" w:before="0"/>
+              <w:jc w:val="left"/>
+            </w:pPr>
+            <w:r>
+              <w:rPr>
+                <w:rFonts w:ascii="Arial" w:cs="Arial" w:eastAsia="Arial" w:hAnsi="Arial"/>
+                <w:b w:val="false"/>
+                <w:bCs w:val="false"/>
+                <w:i w:val="false"/>
+                <w:iCs w:val="false"/>
+                <w:color w:val="000000"/>
+                <w:sz w:val="18"/>
+                <w:szCs w:val="18"/>
+              </w:rPr>
+              <w:t xml:space="preserve">Makes data-based recommendations, states the one-morning limitation and links statistics to daily life with correct terms.</w:t>
+            </w:r>
+          </w:p>
+        </w:tc>
+        <w:tc>
+          <w:tcPr>
+            <w:tcW w:type="dxa" w:w="3560"/>
+            <w:shd w:fill="F2F2F2" w:color="auto" w:val="clear"/>
+            <w:tcMar>
+              <w:top w:type="dxa" w:w="60"/>
+              <w:left w:type="dxa" w:w="120"/>
+              <w:bottom w:type="dxa" w:w="60"/>
+              <w:right w:type="dxa" w:w="120"/>
+            </w:tcMar>
+            <w:vAlign w:val="top"/>
+          </w:tcPr>
+          <w:p>
+            <w:pPr>
+              <w:spacing w:after="40" w:before="0"/>
+              <w:jc w:val="left"/>
+            </w:pPr>
+            <w:r>
+              <w:rPr>
+                <w:rFonts w:ascii="Arial" w:cs="Arial" w:eastAsia="Arial" w:hAnsi="Arial"/>
+                <w:b w:val="false"/>
+                <w:bCs w:val="false"/>
+                <w:i w:val="false"/>
+                <w:iCs w:val="false"/>
+                <w:color w:val="000000"/>
+                <w:sz w:val="18"/>
+                <w:szCs w:val="18"/>
+              </w:rPr>
+              <w:t xml:space="preserve">Makes reasonable recommendations with some data support; limited mention of limits.</w:t>
+            </w:r>
+          </w:p>
+        </w:tc>
+        <w:tc>
+          <w:tcPr>
+            <w:tcW w:type="dxa" w:w="3560"/>
+            <w:shd w:fill="FFFFFF" w:color="auto" w:val="clear"/>
+            <w:tcMar>
+              <w:top w:type="dxa" w:w="60"/>
+              <w:left w:type="dxa" w:w="120"/>
+              <w:bottom w:type="dxa" w:w="60"/>
+              <w:right w:type="dxa" w:w="120"/>
+            </w:tcMar>
+            <w:vAlign w:val="top"/>
+          </w:tcPr>
+          <w:p>
+            <w:pPr>
+              <w:spacing w:after="40" w:before="0"/>
+              <w:jc w:val="left"/>
+            </w:pPr>
+            <w:r>
+              <w:rPr>
+                <w:rFonts w:ascii="Arial" w:cs="Arial" w:eastAsia="Arial" w:hAnsi="Arial"/>
+                <w:b w:val="false"/>
+                <w:bCs w:val="false"/>
+                <w:i w:val="false"/>
+                <w:iCs w:val="false"/>
+                <w:color w:val="000000"/>
+                <w:sz w:val="18"/>
+                <w:szCs w:val="18"/>
+              </w:rPr>
+              <w:t xml:space="preserve">Recommendations are not linked to data or are missing.</w:t>
             </w:r>
           </w:p>
         </w:tc>
@@ -1867,7 +2491,7 @@
         </w:rPr>
         <w:t xml:space="preserve">© 2026 SeaVuria and ARES. This work is licensed under a </w:t>
       </w:r>
-      <w:hyperlink w:history="1" r:id="rIdsluajh0zxdcfipeszvclb">
+      <w:hyperlink w:history="1" r:id="rIdikrh1gfmwjlir_7-n7wz0">
         <w:r>
           <w:rPr>
             <w:rFonts w:ascii="Arial" w:cs="Arial" w:eastAsia="Arial" w:hAnsi="Arial"/>
@@ -1887,7 +2511,7 @@
         </w:rPr>
         <w:t xml:space="preserve"> (</w:t>
       </w:r>
-      <w:hyperlink w:history="1" r:id="rId_lrsagt7luns04w6vjuxy">
+      <w:hyperlink w:history="1" r:id="rIdkvm7fgz2f-lu-l1ceezo1">
         <w:r>
           <w:rPr>
             <w:rFonts w:ascii="Arial" w:cs="Arial" w:eastAsia="Arial" w:hAnsi="Arial"/>
@@ -1907,7 +2531,7 @@
         </w:rPr>
         <w:t xml:space="preserve">). To view a copy of this license, visit </w:t>
       </w:r>
-      <w:hyperlink w:history="1" r:id="rIdspaijt9ddxnt1t_kp-mkt">
+      <w:hyperlink w:history="1" r:id="rIdkuh6l2nmve65ua7brtoun">
         <w:r>
           <w:rPr>
             <w:rFonts w:ascii="Arial" w:cs="Arial" w:eastAsia="Arial" w:hAnsi="Arial"/>

--- a/data/outputs/v2/Core_Mathematics/SS3.1_Statistics_I/Core_Mathematics_Statistics_I_FinalExplanation_TeacherKey.docx
+++ b/data/outputs/v2/Core_Mathematics/SS3.1_Statistics_I/Core_Mathematics_Statistics_I_FinalExplanation_TeacherKey.docx
@@ -2491,7 +2491,7 @@
         </w:rPr>
         <w:t xml:space="preserve">© 2026 SeaVuria and ARES. This work is licensed under a </w:t>
       </w:r>
-      <w:hyperlink w:history="1" r:id="rIdikrh1gfmwjlir_7-n7wz0">
+      <w:hyperlink w:history="1" r:id="rIdahghkedna2_tgsgk5ntln">
         <w:r>
           <w:rPr>
             <w:rFonts w:ascii="Arial" w:cs="Arial" w:eastAsia="Arial" w:hAnsi="Arial"/>
@@ -2511,7 +2511,7 @@
         </w:rPr>
         <w:t xml:space="preserve"> (</w:t>
       </w:r>
-      <w:hyperlink w:history="1" r:id="rIdkvm7fgz2f-lu-l1ceezo1">
+      <w:hyperlink w:history="1" r:id="rId2auy8vaevatadzuhxnqjg">
         <w:r>
           <w:rPr>
             <w:rFonts w:ascii="Arial" w:cs="Arial" w:eastAsia="Arial" w:hAnsi="Arial"/>
@@ -2531,7 +2531,7 @@
         </w:rPr>
         <w:t xml:space="preserve">). To view a copy of this license, visit </w:t>
       </w:r>
-      <w:hyperlink w:history="1" r:id="rIdkuh6l2nmve65ua7brtoun">
+      <w:hyperlink w:history="1" r:id="rIdu2s3tntzr7xtfghow-mze">
         <w:r>
           <w:rPr>
             <w:rFonts w:ascii="Arial" w:cs="Arial" w:eastAsia="Arial" w:hAnsi="Arial"/>

--- a/data/outputs/v2/Core_Mathematics/SS3.1_Statistics_I/Core_Mathematics_Statistics_I_FinalExplanation_TeacherKey.docx
+++ b/data/outputs/v2/Core_Mathematics/SS3.1_Statistics_I/Core_Mathematics_Statistics_I_FinalExplanation_TeacherKey.docx
@@ -4,6 +4,7 @@
   <w:body>
     <w:p>
       <w:pPr>
+        <w:keepNext w:val="false"/>
         <w:spacing w:after="30" w:before="0"/>
         <w:jc w:val="center"/>
       </w:pPr>
@@ -23,6 +24,7 @@
     </w:p>
     <w:p>
       <w:pPr>
+        <w:keepNext w:val="false"/>
         <w:spacing w:after="60" w:before="0"/>
         <w:jc w:val="center"/>
       </w:pPr>
@@ -81,6 +83,7 @@
           </w:tcPr>
           <w:p>
             <w:pPr>
+              <w:keepNext w:val="false"/>
               <w:spacing w:after="40" w:before="0"/>
               <w:jc w:val="center"/>
             </w:pPr>
@@ -116,6 +119,7 @@
           </w:tcPr>
           <w:p>
             <w:pPr>
+              <w:keepNext w:val="false"/>
               <w:spacing w:after="40" w:before="0"/>
               <w:jc w:val="center"/>
             </w:pPr>
@@ -176,6 +180,7 @@
           </w:tcPr>
           <w:p>
             <w:pPr>
+              <w:keepNext w:val="false"/>
               <w:spacing w:after="40" w:before="0"/>
               <w:jc w:val="center"/>
             </w:pPr>
@@ -210,6 +215,7 @@
           </w:tcPr>
           <w:p>
             <w:pPr>
+              <w:keepNext w:val="false"/>
               <w:spacing w:after="40" w:before="0"/>
               <w:jc w:val="left"/>
             </w:pPr>
@@ -229,6 +235,7 @@
           </w:p>
           <w:p>
             <w:pPr>
+              <w:keepNext w:val="false"/>
               <w:spacing w:after="40" w:before="0"/>
               <w:jc w:val="left"/>
             </w:pPr>
@@ -248,6 +255,7 @@
           </w:p>
           <w:p>
             <w:pPr>
+              <w:keepNext w:val="false"/>
               <w:spacing w:after="40" w:before="0"/>
               <w:jc w:val="left"/>
             </w:pPr>
@@ -267,6 +275,7 @@
           </w:p>
           <w:p>
             <w:pPr>
+              <w:keepNext w:val="false"/>
               <w:spacing w:after="40" w:before="0"/>
               <w:jc w:val="left"/>
             </w:pPr>
@@ -284,175 +293,606 @@
               <w:t xml:space="preserve"/>
             </w:r>
           </w:p>
-          <w:p>
-            <w:pPr>
-              <w:spacing w:after="40" w:before="0"/>
-              <w:jc w:val="left"/>
-            </w:pPr>
-            <w:r>
-              <w:rPr>
-                <w:rFonts w:ascii="Arial" w:cs="Arial" w:eastAsia="Arial" w:hAnsi="Arial"/>
-                <w:b w:val="false"/>
-                <w:bCs w:val="false"/>
-                <w:i w:val="false"/>
-                <w:iCs w:val="false"/>
-                <w:color w:val="000000"/>
-                <w:sz w:val="18"/>
-                <w:szCs w:val="18"/>
-              </w:rPr>
-              <w:t xml:space="preserve">| Class (m) | Frequency |</w:t>
-            </w:r>
-          </w:p>
-          <w:p>
-            <w:pPr>
-              <w:spacing w:after="40" w:before="0"/>
-              <w:jc w:val="left"/>
-            </w:pPr>
-            <w:r>
-              <w:rPr>
-                <w:rFonts w:ascii="Arial" w:cs="Arial" w:eastAsia="Arial" w:hAnsi="Arial"/>
-                <w:b w:val="false"/>
-                <w:bCs w:val="false"/>
-                <w:i w:val="false"/>
-                <w:iCs w:val="false"/>
-                <w:color w:val="000000"/>
-                <w:sz w:val="18"/>
-                <w:szCs w:val="18"/>
-              </w:rPr>
-              <w:t xml:space="preserve">|---|---|</w:t>
-            </w:r>
-          </w:p>
-          <w:p>
-            <w:pPr>
-              <w:spacing w:after="40" w:before="0"/>
-              <w:jc w:val="left"/>
-            </w:pPr>
-            <w:r>
-              <w:rPr>
-                <w:rFonts w:ascii="Arial" w:cs="Arial" w:eastAsia="Arial" w:hAnsi="Arial"/>
-                <w:b w:val="false"/>
-                <w:bCs w:val="false"/>
-                <w:i w:val="false"/>
-                <w:iCs w:val="false"/>
-                <w:color w:val="000000"/>
-                <w:sz w:val="18"/>
-                <w:szCs w:val="18"/>
-              </w:rPr>
-              <w:t xml:space="preserve">| 0 to &lt;200 | 5 |</w:t>
-            </w:r>
-          </w:p>
-          <w:p>
-            <w:pPr>
-              <w:spacing w:after="40" w:before="0"/>
-              <w:jc w:val="left"/>
-            </w:pPr>
-            <w:r>
-              <w:rPr>
-                <w:rFonts w:ascii="Arial" w:cs="Arial" w:eastAsia="Arial" w:hAnsi="Arial"/>
-                <w:b w:val="false"/>
-                <w:bCs w:val="false"/>
-                <w:i w:val="false"/>
-                <w:iCs w:val="false"/>
-                <w:color w:val="000000"/>
-                <w:sz w:val="18"/>
-                <w:szCs w:val="18"/>
-              </w:rPr>
-              <w:t xml:space="preserve">| 200 to &lt;400 | 9 |</w:t>
-            </w:r>
-          </w:p>
-          <w:p>
-            <w:pPr>
-              <w:spacing w:after="40" w:before="0"/>
-              <w:jc w:val="left"/>
-            </w:pPr>
-            <w:r>
-              <w:rPr>
-                <w:rFonts w:ascii="Arial" w:cs="Arial" w:eastAsia="Arial" w:hAnsi="Arial"/>
-                <w:b w:val="false"/>
-                <w:bCs w:val="false"/>
-                <w:i w:val="false"/>
-                <w:iCs w:val="false"/>
-                <w:color w:val="000000"/>
-                <w:sz w:val="18"/>
-                <w:szCs w:val="18"/>
-              </w:rPr>
-              <w:t xml:space="preserve">| 400 to &lt;600 | 0 |</w:t>
-            </w:r>
-          </w:p>
-          <w:p>
-            <w:pPr>
-              <w:spacing w:after="40" w:before="0"/>
-              <w:jc w:val="left"/>
-            </w:pPr>
-            <w:r>
-              <w:rPr>
-                <w:rFonts w:ascii="Arial" w:cs="Arial" w:eastAsia="Arial" w:hAnsi="Arial"/>
-                <w:b w:val="false"/>
-                <w:bCs w:val="false"/>
-                <w:i w:val="false"/>
-                <w:iCs w:val="false"/>
-                <w:color w:val="000000"/>
-                <w:sz w:val="18"/>
-                <w:szCs w:val="18"/>
-              </w:rPr>
-              <w:t xml:space="preserve">| 600 to &lt;800 | 2 |</w:t>
-            </w:r>
-          </w:p>
-          <w:p>
-            <w:pPr>
-              <w:spacing w:after="40" w:before="0"/>
-              <w:jc w:val="left"/>
-            </w:pPr>
-            <w:r>
-              <w:rPr>
-                <w:rFonts w:ascii="Arial" w:cs="Arial" w:eastAsia="Arial" w:hAnsi="Arial"/>
-                <w:b w:val="false"/>
-                <w:bCs w:val="false"/>
-                <w:i w:val="false"/>
-                <w:iCs w:val="false"/>
-                <w:color w:val="000000"/>
-                <w:sz w:val="18"/>
-                <w:szCs w:val="18"/>
-              </w:rPr>
-              <w:t xml:space="preserve">| 800 to &lt;1000 | 1 |</w:t>
-            </w:r>
-          </w:p>
-          <w:p>
-            <w:pPr>
-              <w:spacing w:after="40" w:before="0"/>
-              <w:jc w:val="left"/>
-            </w:pPr>
-            <w:r>
-              <w:rPr>
-                <w:rFonts w:ascii="Arial" w:cs="Arial" w:eastAsia="Arial" w:hAnsi="Arial"/>
-                <w:b w:val="false"/>
-                <w:bCs w:val="false"/>
-                <w:i w:val="false"/>
-                <w:iCs w:val="false"/>
-                <w:color w:val="000000"/>
-                <w:sz w:val="18"/>
-                <w:szCs w:val="18"/>
-              </w:rPr>
-              <w:t xml:space="preserve">| 1000 to &lt;1200 | 3 |</w:t>
-            </w:r>
-          </w:p>
-          <w:p>
-            <w:pPr>
-              <w:spacing w:after="40" w:before="0"/>
-              <w:jc w:val="left"/>
-            </w:pPr>
-            <w:r>
-              <w:rPr>
-                <w:rFonts w:ascii="Arial" w:cs="Arial" w:eastAsia="Arial" w:hAnsi="Arial"/>
-                <w:b w:val="false"/>
-                <w:bCs w:val="false"/>
-                <w:i w:val="false"/>
-                <w:iCs w:val="false"/>
-                <w:color w:val="000000"/>
-                <w:sz w:val="18"/>
-                <w:szCs w:val="18"/>
-              </w:rPr>
-              <w:t xml:space="preserve">| Total | 20 |</w:t>
+          <w:tbl>
+            <w:tblPr>
+              <w:tblW w:type="dxa" w:w="13320"/>
+              <w:tblBorders>
+                <w:top w:val="single" w:color="AAAAAA" w:sz="4"/>
+                <w:left w:val="single" w:color="AAAAAA" w:sz="4"/>
+                <w:bottom w:val="single" w:color="AAAAAA" w:sz="4"/>
+                <w:right w:val="single" w:color="AAAAAA" w:sz="4"/>
+                <w:insideH w:val="single" w:color="auto" w:sz="4"/>
+                <w:insideV w:val="single" w:color="auto" w:sz="4"/>
+              </w:tblBorders>
+              <w:tblLayout w:type="fixed"/>
+            </w:tblPr>
+            <w:tblGrid>
+              <w:gridCol w:w="6660"/>
+              <w:gridCol w:w="6660"/>
+            </w:tblGrid>
+            <w:tr>
+              <w:tc>
+                <w:tcPr>
+                  <w:tcW w:type="dxa" w:w="6660"/>
+                  <w:shd w:fill="D5E8F0" w:color="auto" w:val="clear"/>
+                  <w:tcMar>
+                    <w:top w:type="dxa" w:w="60"/>
+                    <w:left w:type="dxa" w:w="120"/>
+                    <w:bottom w:type="dxa" w:w="60"/>
+                    <w:right w:type="dxa" w:w="120"/>
+                  </w:tcMar>
+                  <w:vAlign w:val="top"/>
+                </w:tcPr>
+                <w:p>
+                  <w:pPr>
+                    <w:keepNext w:val="false"/>
+                    <w:spacing w:after="40" w:before="0"/>
+                    <w:jc w:val="left"/>
+                  </w:pPr>
+                  <w:r>
+                    <w:rPr>
+                      <w:rFonts w:ascii="Arial" w:cs="Arial" w:eastAsia="Arial" w:hAnsi="Arial"/>
+                      <w:b/>
+                      <w:bCs/>
+                      <w:i w:val="false"/>
+                      <w:iCs w:val="false"/>
+                      <w:color w:val="000000"/>
+                      <w:sz w:val="18"/>
+                      <w:szCs w:val="18"/>
+                    </w:rPr>
+                    <w:t xml:space="preserve">Class (m)</w:t>
+                  </w:r>
+                </w:p>
+              </w:tc>
+              <w:tc>
+                <w:tcPr>
+                  <w:tcW w:type="dxa" w:w="6660"/>
+                  <w:shd w:fill="D5E8F0" w:color="auto" w:val="clear"/>
+                  <w:tcMar>
+                    <w:top w:type="dxa" w:w="60"/>
+                    <w:left w:type="dxa" w:w="120"/>
+                    <w:bottom w:type="dxa" w:w="60"/>
+                    <w:right w:type="dxa" w:w="120"/>
+                  </w:tcMar>
+                  <w:vAlign w:val="top"/>
+                </w:tcPr>
+                <w:p>
+                  <w:pPr>
+                    <w:keepNext w:val="false"/>
+                    <w:spacing w:after="40" w:before="0"/>
+                    <w:jc w:val="left"/>
+                  </w:pPr>
+                  <w:r>
+                    <w:rPr>
+                      <w:rFonts w:ascii="Arial" w:cs="Arial" w:eastAsia="Arial" w:hAnsi="Arial"/>
+                      <w:b/>
+                      <w:bCs/>
+                      <w:i w:val="false"/>
+                      <w:iCs w:val="false"/>
+                      <w:color w:val="000000"/>
+                      <w:sz w:val="18"/>
+                      <w:szCs w:val="18"/>
+                    </w:rPr>
+                    <w:t xml:space="preserve">Frequency</w:t>
+                  </w:r>
+                </w:p>
+              </w:tc>
+            </w:tr>
+            <w:tr>
+              <w:tc>
+                <w:tcPr>
+                  <w:tcW w:type="dxa" w:w="6660"/>
+                  <w:shd w:fill="FFFFFF" w:color="auto" w:val="clear"/>
+                  <w:tcMar>
+                    <w:top w:type="dxa" w:w="60"/>
+                    <w:left w:type="dxa" w:w="120"/>
+                    <w:bottom w:type="dxa" w:w="60"/>
+                    <w:right w:type="dxa" w:w="120"/>
+                  </w:tcMar>
+                  <w:vAlign w:val="top"/>
+                </w:tcPr>
+                <w:p>
+                  <w:pPr>
+                    <w:keepNext w:val="false"/>
+                    <w:spacing w:after="40" w:before="0"/>
+                    <w:jc w:val="left"/>
+                  </w:pPr>
+                  <w:r>
+                    <w:rPr>
+                      <w:rFonts w:ascii="Arial" w:cs="Arial" w:eastAsia="Arial" w:hAnsi="Arial"/>
+                      <w:b w:val="false"/>
+                      <w:bCs w:val="false"/>
+                      <w:i w:val="false"/>
+                      <w:iCs w:val="false"/>
+                      <w:color w:val="000000"/>
+                      <w:sz w:val="18"/>
+                      <w:szCs w:val="18"/>
+                    </w:rPr>
+                    <w:t xml:space="preserve">0 to &lt;200</w:t>
+                  </w:r>
+                </w:p>
+              </w:tc>
+              <w:tc>
+                <w:tcPr>
+                  <w:tcW w:type="dxa" w:w="6660"/>
+                  <w:shd w:fill="FFFFFF" w:color="auto" w:val="clear"/>
+                  <w:tcMar>
+                    <w:top w:type="dxa" w:w="60"/>
+                    <w:left w:type="dxa" w:w="120"/>
+                    <w:bottom w:type="dxa" w:w="60"/>
+                    <w:right w:type="dxa" w:w="120"/>
+                  </w:tcMar>
+                  <w:vAlign w:val="top"/>
+                </w:tcPr>
+                <w:p>
+                  <w:pPr>
+                    <w:keepNext w:val="false"/>
+                    <w:spacing w:after="40" w:before="0"/>
+                    <w:jc w:val="left"/>
+                  </w:pPr>
+                  <w:r>
+                    <w:rPr>
+                      <w:rFonts w:ascii="Arial" w:cs="Arial" w:eastAsia="Arial" w:hAnsi="Arial"/>
+                      <w:b w:val="false"/>
+                      <w:bCs w:val="false"/>
+                      <w:i w:val="false"/>
+                      <w:iCs w:val="false"/>
+                      <w:color w:val="000000"/>
+                      <w:sz w:val="18"/>
+                      <w:szCs w:val="18"/>
+                    </w:rPr>
+                    <w:t xml:space="preserve">5</w:t>
+                  </w:r>
+                </w:p>
+              </w:tc>
+            </w:tr>
+            <w:tr>
+              <w:tc>
+                <w:tcPr>
+                  <w:tcW w:type="dxa" w:w="6660"/>
+                  <w:shd w:fill="FFFFFF" w:color="auto" w:val="clear"/>
+                  <w:tcMar>
+                    <w:top w:type="dxa" w:w="60"/>
+                    <w:left w:type="dxa" w:w="120"/>
+                    <w:bottom w:type="dxa" w:w="60"/>
+                    <w:right w:type="dxa" w:w="120"/>
+                  </w:tcMar>
+                  <w:vAlign w:val="top"/>
+                </w:tcPr>
+                <w:p>
+                  <w:pPr>
+                    <w:keepNext w:val="false"/>
+                    <w:spacing w:after="40" w:before="0"/>
+                    <w:jc w:val="left"/>
+                  </w:pPr>
+                  <w:r>
+                    <w:rPr>
+                      <w:rFonts w:ascii="Arial" w:cs="Arial" w:eastAsia="Arial" w:hAnsi="Arial"/>
+                      <w:b w:val="false"/>
+                      <w:bCs w:val="false"/>
+                      <w:i w:val="false"/>
+                      <w:iCs w:val="false"/>
+                      <w:color w:val="000000"/>
+                      <w:sz w:val="18"/>
+                      <w:szCs w:val="18"/>
+                    </w:rPr>
+                    <w:t xml:space="preserve">200 to &lt;400</w:t>
+                  </w:r>
+                </w:p>
+              </w:tc>
+              <w:tc>
+                <w:tcPr>
+                  <w:tcW w:type="dxa" w:w="6660"/>
+                  <w:shd w:fill="FFFFFF" w:color="auto" w:val="clear"/>
+                  <w:tcMar>
+                    <w:top w:type="dxa" w:w="60"/>
+                    <w:left w:type="dxa" w:w="120"/>
+                    <w:bottom w:type="dxa" w:w="60"/>
+                    <w:right w:type="dxa" w:w="120"/>
+                  </w:tcMar>
+                  <w:vAlign w:val="top"/>
+                </w:tcPr>
+                <w:p>
+                  <w:pPr>
+                    <w:keepNext w:val="false"/>
+                    <w:spacing w:after="40" w:before="0"/>
+                    <w:jc w:val="left"/>
+                  </w:pPr>
+                  <w:r>
+                    <w:rPr>
+                      <w:rFonts w:ascii="Arial" w:cs="Arial" w:eastAsia="Arial" w:hAnsi="Arial"/>
+                      <w:b w:val="false"/>
+                      <w:bCs w:val="false"/>
+                      <w:i w:val="false"/>
+                      <w:iCs w:val="false"/>
+                      <w:color w:val="000000"/>
+                      <w:sz w:val="18"/>
+                      <w:szCs w:val="18"/>
+                    </w:rPr>
+                    <w:t xml:space="preserve">9</w:t>
+                  </w:r>
+                </w:p>
+              </w:tc>
+            </w:tr>
+            <w:tr>
+              <w:tc>
+                <w:tcPr>
+                  <w:tcW w:type="dxa" w:w="6660"/>
+                  <w:shd w:fill="FFFFFF" w:color="auto" w:val="clear"/>
+                  <w:tcMar>
+                    <w:top w:type="dxa" w:w="60"/>
+                    <w:left w:type="dxa" w:w="120"/>
+                    <w:bottom w:type="dxa" w:w="60"/>
+                    <w:right w:type="dxa" w:w="120"/>
+                  </w:tcMar>
+                  <w:vAlign w:val="top"/>
+                </w:tcPr>
+                <w:p>
+                  <w:pPr>
+                    <w:keepNext w:val="false"/>
+                    <w:spacing w:after="40" w:before="0"/>
+                    <w:jc w:val="left"/>
+                  </w:pPr>
+                  <w:r>
+                    <w:rPr>
+                      <w:rFonts w:ascii="Arial" w:cs="Arial" w:eastAsia="Arial" w:hAnsi="Arial"/>
+                      <w:b w:val="false"/>
+                      <w:bCs w:val="false"/>
+                      <w:i w:val="false"/>
+                      <w:iCs w:val="false"/>
+                      <w:color w:val="000000"/>
+                      <w:sz w:val="18"/>
+                      <w:szCs w:val="18"/>
+                    </w:rPr>
+                    <w:t xml:space="preserve">400 to &lt;600</w:t>
+                  </w:r>
+                </w:p>
+              </w:tc>
+              <w:tc>
+                <w:tcPr>
+                  <w:tcW w:type="dxa" w:w="6660"/>
+                  <w:shd w:fill="FFFFFF" w:color="auto" w:val="clear"/>
+                  <w:tcMar>
+                    <w:top w:type="dxa" w:w="60"/>
+                    <w:left w:type="dxa" w:w="120"/>
+                    <w:bottom w:type="dxa" w:w="60"/>
+                    <w:right w:type="dxa" w:w="120"/>
+                  </w:tcMar>
+                  <w:vAlign w:val="top"/>
+                </w:tcPr>
+                <w:p>
+                  <w:pPr>
+                    <w:keepNext w:val="false"/>
+                    <w:spacing w:after="40" w:before="0"/>
+                    <w:jc w:val="left"/>
+                  </w:pPr>
+                  <w:r>
+                    <w:rPr>
+                      <w:rFonts w:ascii="Arial" w:cs="Arial" w:eastAsia="Arial" w:hAnsi="Arial"/>
+                      <w:b w:val="false"/>
+                      <w:bCs w:val="false"/>
+                      <w:i w:val="false"/>
+                      <w:iCs w:val="false"/>
+                      <w:color w:val="000000"/>
+                      <w:sz w:val="18"/>
+                      <w:szCs w:val="18"/>
+                    </w:rPr>
+                    <w:t xml:space="preserve">0</w:t>
+                  </w:r>
+                </w:p>
+              </w:tc>
+            </w:tr>
+            <w:tr>
+              <w:tc>
+                <w:tcPr>
+                  <w:tcW w:type="dxa" w:w="6660"/>
+                  <w:shd w:fill="FFFFFF" w:color="auto" w:val="clear"/>
+                  <w:tcMar>
+                    <w:top w:type="dxa" w:w="60"/>
+                    <w:left w:type="dxa" w:w="120"/>
+                    <w:bottom w:type="dxa" w:w="60"/>
+                    <w:right w:type="dxa" w:w="120"/>
+                  </w:tcMar>
+                  <w:vAlign w:val="top"/>
+                </w:tcPr>
+                <w:p>
+                  <w:pPr>
+                    <w:keepNext w:val="false"/>
+                    <w:spacing w:after="40" w:before="0"/>
+                    <w:jc w:val="left"/>
+                  </w:pPr>
+                  <w:r>
+                    <w:rPr>
+                      <w:rFonts w:ascii="Arial" w:cs="Arial" w:eastAsia="Arial" w:hAnsi="Arial"/>
+                      <w:b w:val="false"/>
+                      <w:bCs w:val="false"/>
+                      <w:i w:val="false"/>
+                      <w:iCs w:val="false"/>
+                      <w:color w:val="000000"/>
+                      <w:sz w:val="18"/>
+                      <w:szCs w:val="18"/>
+                    </w:rPr>
+                    <w:t xml:space="preserve">600 to &lt;800</w:t>
+                  </w:r>
+                </w:p>
+              </w:tc>
+              <w:tc>
+                <w:tcPr>
+                  <w:tcW w:type="dxa" w:w="6660"/>
+                  <w:shd w:fill="FFFFFF" w:color="auto" w:val="clear"/>
+                  <w:tcMar>
+                    <w:top w:type="dxa" w:w="60"/>
+                    <w:left w:type="dxa" w:w="120"/>
+                    <w:bottom w:type="dxa" w:w="60"/>
+                    <w:right w:type="dxa" w:w="120"/>
+                  </w:tcMar>
+                  <w:vAlign w:val="top"/>
+                </w:tcPr>
+                <w:p>
+                  <w:pPr>
+                    <w:keepNext w:val="false"/>
+                    <w:spacing w:after="40" w:before="0"/>
+                    <w:jc w:val="left"/>
+                  </w:pPr>
+                  <w:r>
+                    <w:rPr>
+                      <w:rFonts w:ascii="Arial" w:cs="Arial" w:eastAsia="Arial" w:hAnsi="Arial"/>
+                      <w:b w:val="false"/>
+                      <w:bCs w:val="false"/>
+                      <w:i w:val="false"/>
+                      <w:iCs w:val="false"/>
+                      <w:color w:val="000000"/>
+                      <w:sz w:val="18"/>
+                      <w:szCs w:val="18"/>
+                    </w:rPr>
+                    <w:t xml:space="preserve">2</w:t>
+                  </w:r>
+                </w:p>
+              </w:tc>
+            </w:tr>
+            <w:tr>
+              <w:tc>
+                <w:tcPr>
+                  <w:tcW w:type="dxa" w:w="6660"/>
+                  <w:shd w:fill="FFFFFF" w:color="auto" w:val="clear"/>
+                  <w:tcMar>
+                    <w:top w:type="dxa" w:w="60"/>
+                    <w:left w:type="dxa" w:w="120"/>
+                    <w:bottom w:type="dxa" w:w="60"/>
+                    <w:right w:type="dxa" w:w="120"/>
+                  </w:tcMar>
+                  <w:vAlign w:val="top"/>
+                </w:tcPr>
+                <w:p>
+                  <w:pPr>
+                    <w:keepNext w:val="false"/>
+                    <w:spacing w:after="40" w:before="0"/>
+                    <w:jc w:val="left"/>
+                  </w:pPr>
+                  <w:r>
+                    <w:rPr>
+                      <w:rFonts w:ascii="Arial" w:cs="Arial" w:eastAsia="Arial" w:hAnsi="Arial"/>
+                      <w:b w:val="false"/>
+                      <w:bCs w:val="false"/>
+                      <w:i w:val="false"/>
+                      <w:iCs w:val="false"/>
+                      <w:color w:val="000000"/>
+                      <w:sz w:val="18"/>
+                      <w:szCs w:val="18"/>
+                    </w:rPr>
+                    <w:t xml:space="preserve">800 to &lt;1000</w:t>
+                  </w:r>
+                </w:p>
+              </w:tc>
+              <w:tc>
+                <w:tcPr>
+                  <w:tcW w:type="dxa" w:w="6660"/>
+                  <w:shd w:fill="FFFFFF" w:color="auto" w:val="clear"/>
+                  <w:tcMar>
+                    <w:top w:type="dxa" w:w="60"/>
+                    <w:left w:type="dxa" w:w="120"/>
+                    <w:bottom w:type="dxa" w:w="60"/>
+                    <w:right w:type="dxa" w:w="120"/>
+                  </w:tcMar>
+                  <w:vAlign w:val="top"/>
+                </w:tcPr>
+                <w:p>
+                  <w:pPr>
+                    <w:keepNext w:val="false"/>
+                    <w:spacing w:after="40" w:before="0"/>
+                    <w:jc w:val="left"/>
+                  </w:pPr>
+                  <w:r>
+                    <w:rPr>
+                      <w:rFonts w:ascii="Arial" w:cs="Arial" w:eastAsia="Arial" w:hAnsi="Arial"/>
+                      <w:b w:val="false"/>
+                      <w:bCs w:val="false"/>
+                      <w:i w:val="false"/>
+                      <w:iCs w:val="false"/>
+                      <w:color w:val="000000"/>
+                      <w:sz w:val="18"/>
+                      <w:szCs w:val="18"/>
+                    </w:rPr>
+                    <w:t xml:space="preserve">1</w:t>
+                  </w:r>
+                </w:p>
+              </w:tc>
+            </w:tr>
+            <w:tr>
+              <w:tc>
+                <w:tcPr>
+                  <w:tcW w:type="dxa" w:w="6660"/>
+                  <w:shd w:fill="FFFFFF" w:color="auto" w:val="clear"/>
+                  <w:tcMar>
+                    <w:top w:type="dxa" w:w="60"/>
+                    <w:left w:type="dxa" w:w="120"/>
+                    <w:bottom w:type="dxa" w:w="60"/>
+                    <w:right w:type="dxa" w:w="120"/>
+                  </w:tcMar>
+                  <w:vAlign w:val="top"/>
+                </w:tcPr>
+                <w:p>
+                  <w:pPr>
+                    <w:keepNext w:val="false"/>
+                    <w:spacing w:after="40" w:before="0"/>
+                    <w:jc w:val="left"/>
+                  </w:pPr>
+                  <w:r>
+                    <w:rPr>
+                      <w:rFonts w:ascii="Arial" w:cs="Arial" w:eastAsia="Arial" w:hAnsi="Arial"/>
+                      <w:b w:val="false"/>
+                      <w:bCs w:val="false"/>
+                      <w:i w:val="false"/>
+                      <w:iCs w:val="false"/>
+                      <w:color w:val="000000"/>
+                      <w:sz w:val="18"/>
+                      <w:szCs w:val="18"/>
+                    </w:rPr>
+                    <w:t xml:space="preserve">1000 to &lt;1200</w:t>
+                  </w:r>
+                </w:p>
+              </w:tc>
+              <w:tc>
+                <w:tcPr>
+                  <w:tcW w:type="dxa" w:w="6660"/>
+                  <w:shd w:fill="FFFFFF" w:color="auto" w:val="clear"/>
+                  <w:tcMar>
+                    <w:top w:type="dxa" w:w="60"/>
+                    <w:left w:type="dxa" w:w="120"/>
+                    <w:bottom w:type="dxa" w:w="60"/>
+                    <w:right w:type="dxa" w:w="120"/>
+                  </w:tcMar>
+                  <w:vAlign w:val="top"/>
+                </w:tcPr>
+                <w:p>
+                  <w:pPr>
+                    <w:keepNext w:val="false"/>
+                    <w:spacing w:after="40" w:before="0"/>
+                    <w:jc w:val="left"/>
+                  </w:pPr>
+                  <w:r>
+                    <w:rPr>
+                      <w:rFonts w:ascii="Arial" w:cs="Arial" w:eastAsia="Arial" w:hAnsi="Arial"/>
+                      <w:b w:val="false"/>
+                      <w:bCs w:val="false"/>
+                      <w:i w:val="false"/>
+                      <w:iCs w:val="false"/>
+                      <w:color w:val="000000"/>
+                      <w:sz w:val="18"/>
+                      <w:szCs w:val="18"/>
+                    </w:rPr>
+                    <w:t xml:space="preserve">3</w:t>
+                  </w:r>
+                </w:p>
+              </w:tc>
+            </w:tr>
+            <w:tr>
+              <w:tc>
+                <w:tcPr>
+                  <w:tcW w:type="dxa" w:w="6660"/>
+                  <w:shd w:fill="FFFFFF" w:color="auto" w:val="clear"/>
+                  <w:tcMar>
+                    <w:top w:type="dxa" w:w="60"/>
+                    <w:left w:type="dxa" w:w="120"/>
+                    <w:bottom w:type="dxa" w:w="60"/>
+                    <w:right w:type="dxa" w:w="120"/>
+                  </w:tcMar>
+                  <w:vAlign w:val="top"/>
+                </w:tcPr>
+                <w:p>
+                  <w:pPr>
+                    <w:keepNext w:val="false"/>
+                    <w:spacing w:after="40" w:before="0"/>
+                    <w:jc w:val="left"/>
+                  </w:pPr>
+                  <w:r>
+                    <w:rPr>
+                      <w:rFonts w:ascii="Arial" w:cs="Arial" w:eastAsia="Arial" w:hAnsi="Arial"/>
+                      <w:b w:val="false"/>
+                      <w:bCs w:val="false"/>
+                      <w:i w:val="false"/>
+                      <w:iCs w:val="false"/>
+                      <w:color w:val="000000"/>
+                      <w:sz w:val="18"/>
+                      <w:szCs w:val="18"/>
+                    </w:rPr>
+                    <w:t xml:space="preserve">Total</w:t>
+                  </w:r>
+                </w:p>
+              </w:tc>
+              <w:tc>
+                <w:tcPr>
+                  <w:tcW w:type="dxa" w:w="6660"/>
+                  <w:shd w:fill="FFFFFF" w:color="auto" w:val="clear"/>
+                  <w:tcMar>
+                    <w:top w:type="dxa" w:w="60"/>
+                    <w:left w:type="dxa" w:w="120"/>
+                    <w:bottom w:type="dxa" w:w="60"/>
+                    <w:right w:type="dxa" w:w="120"/>
+                  </w:tcMar>
+                  <w:vAlign w:val="top"/>
+                </w:tcPr>
+                <w:p>
+                  <w:pPr>
+                    <w:keepNext w:val="false"/>
+                    <w:spacing w:after="40" w:before="0"/>
+                    <w:jc w:val="left"/>
+                  </w:pPr>
+                  <w:r>
+                    <w:rPr>
+                      <w:rFonts w:ascii="Arial" w:cs="Arial" w:eastAsia="Arial" w:hAnsi="Arial"/>
+                      <w:b w:val="false"/>
+                      <w:bCs w:val="false"/>
+                      <w:i w:val="false"/>
+                      <w:iCs w:val="false"/>
+                      <w:color w:val="000000"/>
+                      <w:sz w:val="18"/>
+                      <w:szCs w:val="18"/>
+                    </w:rPr>
+                    <w:t xml:space="preserve">20</w:t>
+                  </w:r>
+                </w:p>
+              </w:tc>
+            </w:tr>
+          </w:tbl>
+          <w:p>
+            <w:pPr>
+              <w:keepNext w:val="false"/>
+              <w:spacing w:after="60" w:before="0"/>
+              <w:jc w:val="left"/>
+            </w:pPr>
+            <w:r>
+              <w:rPr>
+                <w:rFonts w:ascii="Arial" w:cs="Arial" w:eastAsia="Arial" w:hAnsi="Arial"/>
+                <w:b w:val="false"/>
+                <w:bCs w:val="false"/>
+                <w:i w:val="false"/>
+                <w:iCs w:val="false"/>
+                <w:color w:val="000000"/>
+                <w:sz w:val="18"/>
+                <w:szCs w:val="18"/>
+              </w:rPr>
+              <w:t xml:space="preserve"/>
+            </w:r>
+          </w:p>
+          <w:p>
+            <w:pPr>
+              <w:keepNext w:val="false"/>
+              <w:spacing w:after="60" w:before="0"/>
+              <w:jc w:val="left"/>
+            </w:pPr>
+            <w:r>
+              <w:rPr>
+                <w:rFonts w:ascii="Arial" w:cs="Arial" w:eastAsia="Arial" w:hAnsi="Arial"/>
+                <w:b w:val="false"/>
+                <w:bCs w:val="false"/>
+                <w:i w:val="false"/>
+                <w:iCs w:val="false"/>
+                <w:color w:val="000000"/>
+                <w:sz w:val="18"/>
+                <w:szCs w:val="18"/>
+              </w:rPr>
+              <w:t xml:space="preserve"/>
             </w:r>
           </w:p>
         </w:tc>
@@ -499,6 +939,7 @@
           </w:tcPr>
           <w:p>
             <w:pPr>
+              <w:keepNext/>
               <w:spacing w:after="40" w:before="0"/>
               <w:jc w:val="center"/>
             </w:pPr>
@@ -533,6 +974,7 @@
           </w:tcPr>
           <w:p>
             <w:pPr>
+              <w:keepNext w:val="false"/>
               <w:spacing w:after="40" w:before="0"/>
               <w:jc w:val="left"/>
             </w:pPr>
@@ -552,6 +994,7 @@
           </w:p>
           <w:p>
             <w:pPr>
+              <w:keepNext w:val="false"/>
               <w:spacing w:after="40" w:before="0"/>
               <w:jc w:val="left"/>
             </w:pPr>
@@ -571,6 +1014,7 @@
           </w:p>
           <w:p>
             <w:pPr>
+              <w:keepNext w:val="false"/>
               <w:spacing w:after="40" w:before="0"/>
               <w:jc w:val="left"/>
             </w:pPr>
@@ -603,6 +1047,7 @@
           </w:tcPr>
           <w:p>
             <w:pPr>
+              <w:keepNext w:val="false"/>
               <w:spacing w:after="40" w:before="0"/>
               <w:jc w:val="left"/>
             </w:pPr>
@@ -622,6 +1067,7 @@
           </w:p>
           <w:p>
             <w:pPr>
+              <w:keepNext w:val="false"/>
               <w:spacing w:after="40" w:before="0"/>
               <w:jc w:val="left"/>
             </w:pPr>
@@ -683,6 +1129,7 @@
           </w:tcPr>
           <w:p>
             <w:pPr>
+              <w:keepNext/>
               <w:spacing w:after="40" w:before="0"/>
               <w:jc w:val="center"/>
             </w:pPr>
@@ -717,6 +1164,7 @@
           </w:tcPr>
           <w:p>
             <w:pPr>
+              <w:keepNext w:val="false"/>
               <w:spacing w:after="40" w:before="0"/>
               <w:jc w:val="left"/>
             </w:pPr>
@@ -736,6 +1184,7 @@
           </w:p>
           <w:p>
             <w:pPr>
+              <w:keepNext w:val="false"/>
               <w:spacing w:after="40" w:before="0"/>
               <w:jc w:val="left"/>
             </w:pPr>
@@ -755,6 +1204,7 @@
           </w:p>
           <w:p>
             <w:pPr>
+              <w:keepNext w:val="false"/>
               <w:spacing w:after="40" w:before="0"/>
               <w:jc w:val="left"/>
             </w:pPr>
@@ -774,6 +1224,7 @@
           </w:p>
           <w:p>
             <w:pPr>
+              <w:keepNext w:val="false"/>
               <w:spacing w:after="40" w:before="0"/>
               <w:jc w:val="left"/>
             </w:pPr>
@@ -793,6 +1244,7 @@
           </w:p>
           <w:p>
             <w:pPr>
+              <w:keepNext w:val="false"/>
               <w:spacing w:after="40" w:before="0"/>
               <w:jc w:val="left"/>
             </w:pPr>
@@ -825,6 +1277,7 @@
           </w:tcPr>
           <w:p>
             <w:pPr>
+              <w:keepNext w:val="false"/>
               <w:spacing w:after="40" w:before="0"/>
               <w:jc w:val="left"/>
             </w:pPr>
@@ -844,6 +1297,7 @@
           </w:p>
           <w:p>
             <w:pPr>
+              <w:keepNext w:val="false"/>
               <w:spacing w:after="40" w:before="0"/>
               <w:jc w:val="left"/>
             </w:pPr>
@@ -863,6 +1317,7 @@
           </w:p>
           <w:p>
             <w:pPr>
+              <w:keepNext w:val="false"/>
               <w:spacing w:after="40" w:before="0"/>
               <w:jc w:val="left"/>
             </w:pPr>
@@ -882,6 +1337,7 @@
           </w:p>
           <w:p>
             <w:pPr>
+              <w:keepNext w:val="false"/>
               <w:spacing w:after="40" w:before="0"/>
               <w:jc w:val="left"/>
             </w:pPr>
@@ -943,6 +1399,7 @@
           </w:tcPr>
           <w:p>
             <w:pPr>
+              <w:keepNext/>
               <w:spacing w:after="40" w:before="0"/>
               <w:jc w:val="center"/>
             </w:pPr>
@@ -977,6 +1434,7 @@
           </w:tcPr>
           <w:p>
             <w:pPr>
+              <w:keepNext w:val="false"/>
               <w:spacing w:after="40" w:before="0"/>
               <w:jc w:val="left"/>
             </w:pPr>
@@ -996,6 +1454,7 @@
           </w:p>
           <w:p>
             <w:pPr>
+              <w:keepNext w:val="false"/>
               <w:spacing w:after="40" w:before="0"/>
               <w:jc w:val="left"/>
             </w:pPr>
@@ -1015,6 +1474,7 @@
           </w:p>
           <w:p>
             <w:pPr>
+              <w:keepNext w:val="false"/>
               <w:spacing w:after="40" w:before="0"/>
               <w:jc w:val="left"/>
             </w:pPr>
@@ -1047,6 +1507,7 @@
           </w:tcPr>
           <w:p>
             <w:pPr>
+              <w:keepNext w:val="false"/>
               <w:spacing w:after="40" w:before="0"/>
               <w:jc w:val="left"/>
             </w:pPr>
@@ -1066,6 +1527,7 @@
           </w:p>
           <w:p>
             <w:pPr>
+              <w:keepNext w:val="false"/>
               <w:spacing w:after="40" w:before="0"/>
               <w:jc w:val="left"/>
             </w:pPr>
@@ -1085,6 +1547,7 @@
           </w:p>
           <w:p>
             <w:pPr>
+              <w:keepNext w:val="false"/>
               <w:spacing w:after="40" w:before="0"/>
               <w:jc w:val="left"/>
             </w:pPr>
@@ -1146,6 +1609,7 @@
           </w:tcPr>
           <w:p>
             <w:pPr>
+              <w:keepNext/>
               <w:spacing w:after="40" w:before="0"/>
               <w:jc w:val="center"/>
             </w:pPr>
@@ -1180,6 +1644,7 @@
           </w:tcPr>
           <w:p>
             <w:pPr>
+              <w:keepNext w:val="false"/>
               <w:spacing w:after="40" w:before="0"/>
               <w:jc w:val="left"/>
             </w:pPr>
@@ -1199,6 +1664,7 @@
           </w:p>
           <w:p>
             <w:pPr>
+              <w:keepNext w:val="false"/>
               <w:spacing w:after="40" w:before="0"/>
               <w:jc w:val="left"/>
             </w:pPr>
@@ -1218,6 +1684,7 @@
           </w:p>
           <w:p>
             <w:pPr>
+              <w:keepNext w:val="false"/>
               <w:spacing w:after="40" w:before="0"/>
               <w:jc w:val="left"/>
             </w:pPr>
@@ -1237,6 +1704,7 @@
           </w:p>
           <w:p>
             <w:pPr>
+              <w:keepNext w:val="false"/>
               <w:spacing w:after="40" w:before="0"/>
               <w:jc w:val="left"/>
             </w:pPr>
@@ -1269,6 +1737,7 @@
           </w:tcPr>
           <w:p>
             <w:pPr>
+              <w:keepNext w:val="false"/>
               <w:spacing w:after="40" w:before="0"/>
               <w:jc w:val="left"/>
             </w:pPr>
@@ -1288,6 +1757,7 @@
           </w:p>
           <w:p>
             <w:pPr>
+              <w:keepNext w:val="false"/>
               <w:spacing w:after="40" w:before="0"/>
               <w:jc w:val="left"/>
             </w:pPr>
@@ -1307,6 +1777,7 @@
           </w:p>
           <w:p>
             <w:pPr>
+              <w:keepNext w:val="false"/>
               <w:spacing w:after="40" w:before="0"/>
               <w:jc w:val="left"/>
             </w:pPr>
@@ -1368,6 +1839,7 @@
           </w:tcPr>
           <w:p>
             <w:pPr>
+              <w:keepNext/>
               <w:spacing w:after="40" w:before="0"/>
               <w:jc w:val="center"/>
             </w:pPr>
@@ -1402,6 +1874,7 @@
           </w:tcPr>
           <w:p>
             <w:pPr>
+              <w:keepNext w:val="false"/>
               <w:spacing w:after="40" w:before="0"/>
               <w:jc w:val="left"/>
             </w:pPr>
@@ -1421,6 +1894,7 @@
           </w:p>
           <w:p>
             <w:pPr>
+              <w:keepNext w:val="false"/>
               <w:spacing w:after="40" w:before="0"/>
               <w:jc w:val="left"/>
             </w:pPr>
@@ -1440,6 +1914,7 @@
           </w:p>
           <w:p>
             <w:pPr>
+              <w:keepNext w:val="false"/>
               <w:spacing w:after="40" w:before="0"/>
               <w:jc w:val="left"/>
             </w:pPr>
@@ -1472,6 +1947,7 @@
           </w:tcPr>
           <w:p>
             <w:pPr>
+              <w:keepNext w:val="false"/>
               <w:spacing w:after="40" w:before="0"/>
               <w:jc w:val="left"/>
             </w:pPr>
@@ -1491,6 +1967,7 @@
           </w:p>
           <w:p>
             <w:pPr>
+              <w:keepNext w:val="false"/>
               <w:spacing w:after="40" w:before="0"/>
               <w:jc w:val="left"/>
             </w:pPr>
@@ -1510,6 +1987,7 @@
           </w:p>
           <w:p>
             <w:pPr>
+              <w:keepNext w:val="false"/>
               <w:spacing w:after="40" w:before="0"/>
               <w:jc w:val="left"/>
             </w:pPr>
@@ -1573,6 +2051,7 @@
           </w:tcPr>
           <w:p>
             <w:pPr>
+              <w:keepNext w:val="false"/>
               <w:spacing w:after="40" w:before="0"/>
               <w:jc w:val="center"/>
             </w:pPr>
@@ -1607,6 +2086,7 @@
           </w:tcPr>
           <w:p>
             <w:pPr>
+              <w:keepNext w:val="false"/>
               <w:spacing w:after="40" w:before="0"/>
               <w:jc w:val="left"/>
             </w:pPr>
@@ -1639,6 +2119,7 @@
           </w:tcPr>
           <w:p>
             <w:pPr>
+              <w:keepNext w:val="false"/>
               <w:spacing w:after="40" w:before="0"/>
               <w:jc w:val="left"/>
             </w:pPr>
@@ -1671,6 +2152,7 @@
           </w:tcPr>
           <w:p>
             <w:pPr>
+              <w:keepNext w:val="false"/>
               <w:spacing w:after="40" w:before="0"/>
               <w:jc w:val="left"/>
             </w:pPr>
@@ -1703,6 +2185,7 @@
           </w:tcPr>
           <w:p>
             <w:pPr>
+              <w:keepNext w:val="false"/>
               <w:spacing w:after="40" w:before="0"/>
               <w:jc w:val="left"/>
             </w:pPr>
@@ -1737,6 +2220,7 @@
           </w:tcPr>
           <w:p>
             <w:pPr>
+              <w:keepNext w:val="false"/>
               <w:spacing w:after="40" w:before="0"/>
               <w:jc w:val="left"/>
             </w:pPr>
@@ -1769,6 +2253,7 @@
           </w:tcPr>
           <w:p>
             <w:pPr>
+              <w:keepNext w:val="false"/>
               <w:spacing w:after="40" w:before="0"/>
               <w:jc w:val="left"/>
             </w:pPr>
@@ -1801,6 +2286,7 @@
           </w:tcPr>
           <w:p>
             <w:pPr>
+              <w:keepNext w:val="false"/>
               <w:spacing w:after="40" w:before="0"/>
               <w:jc w:val="left"/>
             </w:pPr>
@@ -1833,6 +2319,7 @@
           </w:tcPr>
           <w:p>
             <w:pPr>
+              <w:keepNext w:val="false"/>
               <w:spacing w:after="40" w:before="0"/>
               <w:jc w:val="left"/>
             </w:pPr>
@@ -1867,6 +2354,7 @@
           </w:tcPr>
           <w:p>
             <w:pPr>
+              <w:keepNext w:val="false"/>
               <w:spacing w:after="40" w:before="0"/>
               <w:jc w:val="left"/>
             </w:pPr>
@@ -1899,6 +2387,7 @@
           </w:tcPr>
           <w:p>
             <w:pPr>
+              <w:keepNext w:val="false"/>
               <w:spacing w:after="40" w:before="0"/>
               <w:jc w:val="left"/>
             </w:pPr>
@@ -1931,6 +2420,7 @@
           </w:tcPr>
           <w:p>
             <w:pPr>
+              <w:keepNext w:val="false"/>
               <w:spacing w:after="40" w:before="0"/>
               <w:jc w:val="left"/>
             </w:pPr>
@@ -1963,6 +2453,7 @@
           </w:tcPr>
           <w:p>
             <w:pPr>
+              <w:keepNext w:val="false"/>
               <w:spacing w:after="40" w:before="0"/>
               <w:jc w:val="left"/>
             </w:pPr>
@@ -1997,6 +2488,7 @@
           </w:tcPr>
           <w:p>
             <w:pPr>
+              <w:keepNext w:val="false"/>
               <w:spacing w:after="40" w:before="0"/>
               <w:jc w:val="left"/>
             </w:pPr>
@@ -2029,6 +2521,7 @@
           </w:tcPr>
           <w:p>
             <w:pPr>
+              <w:keepNext w:val="false"/>
               <w:spacing w:after="40" w:before="0"/>
               <w:jc w:val="left"/>
             </w:pPr>
@@ -2061,6 +2554,7 @@
           </w:tcPr>
           <w:p>
             <w:pPr>
+              <w:keepNext w:val="false"/>
               <w:spacing w:after="40" w:before="0"/>
               <w:jc w:val="left"/>
             </w:pPr>
@@ -2093,6 +2587,7 @@
           </w:tcPr>
           <w:p>
             <w:pPr>
+              <w:keepNext w:val="false"/>
               <w:spacing w:after="40" w:before="0"/>
               <w:jc w:val="left"/>
             </w:pPr>
@@ -2127,6 +2622,7 @@
           </w:tcPr>
           <w:p>
             <w:pPr>
+              <w:keepNext w:val="false"/>
               <w:spacing w:after="40" w:before="0"/>
               <w:jc w:val="left"/>
             </w:pPr>
@@ -2159,6 +2655,7 @@
           </w:tcPr>
           <w:p>
             <w:pPr>
+              <w:keepNext w:val="false"/>
               <w:spacing w:after="40" w:before="0"/>
               <w:jc w:val="left"/>
             </w:pPr>
@@ -2191,6 +2688,7 @@
           </w:tcPr>
           <w:p>
             <w:pPr>
+              <w:keepNext w:val="false"/>
               <w:spacing w:after="40" w:before="0"/>
               <w:jc w:val="left"/>
             </w:pPr>
@@ -2223,6 +2721,7 @@
           </w:tcPr>
           <w:p>
             <w:pPr>
+              <w:keepNext w:val="false"/>
               <w:spacing w:after="40" w:before="0"/>
               <w:jc w:val="left"/>
             </w:pPr>
@@ -2257,6 +2756,7 @@
           </w:tcPr>
           <w:p>
             <w:pPr>
+              <w:keepNext w:val="false"/>
               <w:spacing w:after="40" w:before="0"/>
               <w:jc w:val="left"/>
             </w:pPr>
@@ -2289,6 +2789,7 @@
           </w:tcPr>
           <w:p>
             <w:pPr>
+              <w:keepNext w:val="false"/>
               <w:spacing w:after="40" w:before="0"/>
               <w:jc w:val="left"/>
             </w:pPr>
@@ -2321,6 +2822,7 @@
           </w:tcPr>
           <w:p>
             <w:pPr>
+              <w:keepNext w:val="false"/>
               <w:spacing w:after="40" w:before="0"/>
               <w:jc w:val="left"/>
             </w:pPr>
@@ -2353,6 +2855,7 @@
           </w:tcPr>
           <w:p>
             <w:pPr>
+              <w:keepNext w:val="false"/>
               <w:spacing w:after="40" w:before="0"/>
               <w:jc w:val="left"/>
             </w:pPr>
@@ -2491,7 +2994,7 @@
         </w:rPr>
         <w:t xml:space="preserve">© 2026 SeaVuria and ARES. This work is licensed under a </w:t>
       </w:r>
-      <w:hyperlink w:history="1" r:id="rIdahghkedna2_tgsgk5ntln">
+      <w:hyperlink w:history="1" r:id="rIdikrlgiexbuybe2gvs6kp2">
         <w:r>
           <w:rPr>
             <w:rFonts w:ascii="Arial" w:cs="Arial" w:eastAsia="Arial" w:hAnsi="Arial"/>
@@ -2511,7 +3014,7 @@
         </w:rPr>
         <w:t xml:space="preserve"> (</w:t>
       </w:r>
-      <w:hyperlink w:history="1" r:id="rId2auy8vaevatadzuhxnqjg">
+      <w:hyperlink w:history="1" r:id="rIdhdnezt9c-k1cirjskbttz">
         <w:r>
           <w:rPr>
             <w:rFonts w:ascii="Arial" w:cs="Arial" w:eastAsia="Arial" w:hAnsi="Arial"/>
@@ -2531,7 +3034,7 @@
         </w:rPr>
         <w:t xml:space="preserve">). To view a copy of this license, visit </w:t>
       </w:r>
-      <w:hyperlink w:history="1" r:id="rIdu2s3tntzr7xtfghow-mze">
+      <w:hyperlink w:history="1" r:id="rIddbavodposr0y1qlb7n5xt">
         <w:r>
           <w:rPr>
             <w:rFonts w:ascii="Arial" w:cs="Arial" w:eastAsia="Arial" w:hAnsi="Arial"/>

--- a/data/outputs/v2/Core_Mathematics/SS3.1_Statistics_I/Core_Mathematics_Statistics_I_FinalExplanation_TeacherKey.docx
+++ b/data/outputs/v2/Core_Mathematics/SS3.1_Statistics_I/Core_Mathematics_Statistics_I_FinalExplanation_TeacherKey.docx
@@ -2994,7 +2994,7 @@
         </w:rPr>
         <w:t xml:space="preserve">© 2026 SeaVuria and ARES. This work is licensed under a </w:t>
       </w:r>
-      <w:hyperlink w:history="1" r:id="rIdikrlgiexbuybe2gvs6kp2">
+      <w:hyperlink w:history="1" r:id="rIdtklfsfqkxr8qgsx6ztbma">
         <w:r>
           <w:rPr>
             <w:rFonts w:ascii="Arial" w:cs="Arial" w:eastAsia="Arial" w:hAnsi="Arial"/>
@@ -3014,7 +3014,7 @@
         </w:rPr>
         <w:t xml:space="preserve"> (</w:t>
       </w:r>
-      <w:hyperlink w:history="1" r:id="rIdhdnezt9c-k1cirjskbttz">
+      <w:hyperlink w:history="1" r:id="rIdmqczm2bbviyevb18rn0es">
         <w:r>
           <w:rPr>
             <w:rFonts w:ascii="Arial" w:cs="Arial" w:eastAsia="Arial" w:hAnsi="Arial"/>
@@ -3034,7 +3034,7 @@
         </w:rPr>
         <w:t xml:space="preserve">). To view a copy of this license, visit </w:t>
       </w:r>
-      <w:hyperlink w:history="1" r:id="rIddbavodposr0y1qlb7n5xt">
+      <w:hyperlink w:history="1" r:id="rIdixizm2hrm7q1chhpajhob">
         <w:r>
           <w:rPr>
             <w:rFonts w:ascii="Arial" w:cs="Arial" w:eastAsia="Arial" w:hAnsi="Arial"/>
